--- a/docs/firmware_spec.docx
+++ b/docs/firmware_spec.docx
@@ -15,7 +15,7 @@
           <w:sz w:val="44"/>
           <w:szCs w:val="44"/>
         </w:rPr>
-        <w:t xml:space="preserve">Probe Flight Firmware — Design Specification</w:t>
+        <w:t xml:space="preserve">Probe Flight Firmware, Design Specification</w:t>
       </w:r>
     </w:p>
     <w:tbl>
@@ -185,7 +185,7 @@
                 <w:i w:val="false"/>
                 <w:iCs w:val="false"/>
               </w:rPr>
-              <w:t xml:space="preserve">1.0 (Draft — high/low gain antennas modelled as hardware; telemetry cadence fixed at 5 s; §15 closed)</w:t>
+              <w:t xml:space="preserve">1.0 (Draft, high/low gain antennas modelled as hardware; telemetry cadence fixed at 5 s; §15 closed)</w:t>
             </w:r>
           </w:p>
         </w:tc>
@@ -359,7 +359,7 @@
                 <w:i w:val="false"/>
                 <w:iCs w:val="false"/>
               </w:rPr>
-              <w:t xml:space="preserve"> — the player-facing </w:t>
+              <w:t xml:space="preserve">, the player-facing </w:t>
             </w:r>
             <w:r>
               <w:rPr>
@@ -432,7 +432,7 @@
           <w:i w:val="false"/>
           <w:iCs w:val="false"/>
         </w:rPr>
-        <w:t xml:space="preserve">: a working, bootable flight program for the emulated probe, handed to the capstone team on day one as their golden image. Run under QEMU or Renode, it boots, simulates active sensors, emits downlink telemetry, and answers uplink commands — before any platform code exists. The team builds the game platform </w:t>
+        <w:t xml:space="preserve">: a working, bootable flight program for the emulated probe, handed to the capstone team on day one as their golden image. Run under QEMU or Renode, it boots, simulates active sensors, emits downlink telemetry, and answers uplink commands: before any platform code exists. The team builds the game platform </w:t>
       </w:r>
       <w:r>
         <w:rPr>
@@ -512,7 +512,7 @@
           <w:i w:val="false"/>
           <w:iCs w:val="false"/>
         </w:rPr>
-        <w:t xml:space="preserve">C1 — Patchable in flight.</w:t>
+        <w:t xml:space="preserve">C1: Patchable in flight.</w:t>
       </w:r>
       <w:r>
         <w:rPr>
@@ -562,7 +562,7 @@
           <w:i w:val="false"/>
           <w:iCs w:val="false"/>
         </w:rPr>
-        <w:t xml:space="preserve">C2 — Brickable and recoverable.</w:t>
+        <w:t xml:space="preserve">C2: Brickable and recoverable.</w:t>
       </w:r>
       <w:r>
         <w:rPr>
@@ -590,7 +590,7 @@
           <w:i w:val="false"/>
           <w:iCs w:val="false"/>
         </w:rPr>
-        <w:t xml:space="preserve">C3 — Analyzable in stock Ghidra.</w:t>
+        <w:t xml:space="preserve">C3: Analyzable in stock Ghidra.</w:t>
       </w:r>
       <w:r>
         <w:rPr>
@@ -618,7 +618,7 @@
           <w:i w:val="false"/>
           <w:iCs w:val="false"/>
         </w:rPr>
-        <w:t xml:space="preserve">C4 — Observable effects.</w:t>
+        <w:t xml:space="preserve">C4: Observable effects.</w:t>
       </w:r>
       <w:r>
         <w:rPr>
@@ -646,16 +646,16 @@
           <w:i w:val="false"/>
           <w:iCs w:val="false"/>
         </w:rPr>
-        <w:t xml:space="preserve">C5 — Multiple valid solutions.</w:t>
-      </w:r>
-      <w:r>
-        <w:rPr>
-          <w:b w:val="false"/>
-          <w:bCs w:val="false"/>
-          <w:i w:val="false"/>
-          <w:iCs w:val="false"/>
-        </w:rPr>
-        <w:t xml:space="preserve"> Key behaviors (e.g., a sensor contributing to telemetry) must depend on more than one patchable point, so different attack strategies all work — and can be distinguished for partial-progress feedback.</w:t>
+        <w:t xml:space="preserve">C5: Multiple valid solutions.</w:t>
+      </w:r>
+      <w:r>
+        <w:rPr>
+          <w:b w:val="false"/>
+          <w:bCs w:val="false"/>
+          <w:i w:val="false"/>
+          <w:iCs w:val="false"/>
+        </w:rPr>
+        <w:t xml:space="preserve"> Key behaviors (e.g., a sensor contributing to telemetry) must depend on more than one patchable point, so different attack strategies all work, and can be distinguished for partial-progress feedback.</w:t>
       </w:r>
     </w:p>
     <w:p>
@@ -674,7 +674,7 @@
           <w:i w:val="false"/>
           <w:iCs w:val="false"/>
         </w:rPr>
-        <w:t xml:space="preserve">C6 — Content seam.</w:t>
+        <w:t xml:space="preserve">C6: Content seam.</w:t>
       </w:r>
       <w:r>
         <w:rPr>
@@ -1528,7 +1528,7 @@
           <w:i w:val="false"/>
           <w:iCs w:val="false"/>
         </w:rPr>
-        <w:t xml:space="preserve"> on LM3S) — the HAL isolates this behind </w:t>
+        <w:t xml:space="preserve"> on LM3S), the HAL isolates this behind </w:t>
       </w:r>
       <w:r>
         <w:rPr>
@@ -1618,9 +1618,9 @@
       </w:tblPr>
       <w:tblGrid>
         <w:gridCol w:w="1050"/>
-        <w:gridCol w:w="1296"/>
+        <w:gridCol w:w="1303"/>
         <w:gridCol w:w="1050"/>
-        <w:gridCol w:w="4914"/>
+        <w:gridCol w:w="4907"/>
         <w:gridCol w:w="1050"/>
       </w:tblGrid>
       <w:tr>
@@ -1655,7 +1655,7 @@
         </w:tc>
         <w:tc>
           <w:tcPr>
-            <w:tcW w:type="dxa" w:w="1296"/>
+            <w:tcW w:type="dxa" w:w="1303"/>
             <w:shd w:fill="D9E2F3" w:val="clear"/>
             <w:tcMar>
               <w:top w:type="dxa" w:w="55"/>
@@ -1707,7 +1707,7 @@
         </w:tc>
         <w:tc>
           <w:tcPr>
-            <w:tcW w:type="dxa" w:w="4914"/>
+            <w:tcW w:type="dxa" w:w="4907"/>
             <w:shd w:fill="D9E2F3" w:val="clear"/>
             <w:tcMar>
               <w:top w:type="dxa" w:w="55"/>
@@ -1786,7 +1786,7 @@
         </w:tc>
         <w:tc>
           <w:tcPr>
-            <w:tcW w:type="dxa" w:w="1296"/>
+            <w:tcW w:type="dxa" w:w="1303"/>
             <w:tcMar>
               <w:top w:type="dxa" w:w="55"/>
               <w:left w:type="dxa" w:w="90"/>
@@ -1840,7 +1840,7 @@
         </w:tc>
         <w:tc>
           <w:tcPr>
-            <w:tcW w:type="dxa" w:w="4914"/>
+            <w:tcW w:type="dxa" w:w="4907"/>
             <w:tcMar>
               <w:top w:type="dxa" w:w="55"/>
               <w:left w:type="dxa" w:w="90"/>
@@ -1939,7 +1939,7 @@
         </w:tc>
         <w:tc>
           <w:tcPr>
-            <w:tcW w:type="dxa" w:w="1296"/>
+            <w:tcW w:type="dxa" w:w="1303"/>
             <w:tcMar>
               <w:top w:type="dxa" w:w="55"/>
               <w:left w:type="dxa" w:w="90"/>
@@ -1993,7 +1993,7 @@
         </w:tc>
         <w:tc>
           <w:tcPr>
-            <w:tcW w:type="dxa" w:w="4914"/>
+            <w:tcW w:type="dxa" w:w="4907"/>
             <w:tcMar>
               <w:top w:type="dxa" w:w="55"/>
               <w:left w:type="dxa" w:w="90"/>
@@ -2070,7 +2070,7 @@
         </w:tc>
         <w:tc>
           <w:tcPr>
-            <w:tcW w:type="dxa" w:w="1296"/>
+            <w:tcW w:type="dxa" w:w="1303"/>
             <w:tcMar>
               <w:top w:type="dxa" w:w="55"/>
               <w:left w:type="dxa" w:w="90"/>
@@ -2124,7 +2124,7 @@
         </w:tc>
         <w:tc>
           <w:tcPr>
-            <w:tcW w:type="dxa" w:w="4914"/>
+            <w:tcW w:type="dxa" w:w="4907"/>
             <w:tcMar>
               <w:top w:type="dxa" w:w="55"/>
               <w:left w:type="dxa" w:w="90"/>
@@ -2210,7 +2210,7 @@
         </w:tc>
         <w:tc>
           <w:tcPr>
-            <w:tcW w:type="dxa" w:w="1296"/>
+            <w:tcW w:type="dxa" w:w="1303"/>
             <w:tcMar>
               <w:top w:type="dxa" w:w="55"/>
               <w:left w:type="dxa" w:w="90"/>
@@ -2264,7 +2264,7 @@
         </w:tc>
         <w:tc>
           <w:tcPr>
-            <w:tcW w:type="dxa" w:w="4914"/>
+            <w:tcW w:type="dxa" w:w="4907"/>
             <w:tcMar>
               <w:top w:type="dxa" w:w="55"/>
               <w:left w:type="dxa" w:w="90"/>
@@ -2292,7 +2292,7 @@
                 <w:i w:val="false"/>
                 <w:iCs w:val="false"/>
               </w:rPr>
-              <w:t xml:space="preserve"> — 5 × 96×96 stored scenes (45 KiB used), outside the app image so the player's binary holds no pixels (§6.4a)</w:t>
+              <w:t xml:space="preserve">, 5 × 96×96 stored scenes (45 KiB used), outside the app image so the player's binary holds no pixels (§6.4a)</w:t>
             </w:r>
           </w:p>
         </w:tc>
@@ -2350,7 +2350,7 @@
         </w:tc>
         <w:tc>
           <w:tcPr>
-            <w:tcW w:type="dxa" w:w="1296"/>
+            <w:tcW w:type="dxa" w:w="1303"/>
             <w:tcMar>
               <w:top w:type="dxa" w:w="55"/>
               <w:left w:type="dxa" w:w="90"/>
@@ -2404,7 +2404,7 @@
         </w:tc>
         <w:tc>
           <w:tcPr>
-            <w:tcW w:type="dxa" w:w="4914"/>
+            <w:tcW w:type="dxa" w:w="4907"/>
             <w:tcMar>
               <w:top w:type="dxa" w:w="55"/>
               <w:left w:type="dxa" w:w="90"/>
@@ -2481,7 +2481,7 @@
         </w:tc>
         <w:tc>
           <w:tcPr>
-            <w:tcW w:type="dxa" w:w="1296"/>
+            <w:tcW w:type="dxa" w:w="1303"/>
             <w:tcMar>
               <w:top w:type="dxa" w:w="55"/>
               <w:left w:type="dxa" w:w="90"/>
@@ -2535,7 +2535,7 @@
         </w:tc>
         <w:tc>
           <w:tcPr>
-            <w:tcW w:type="dxa" w:w="4914"/>
+            <w:tcW w:type="dxa" w:w="4907"/>
             <w:tcMar>
               <w:top w:type="dxa" w:w="55"/>
               <w:left w:type="dxa" w:w="90"/>
@@ -2612,7 +2612,7 @@
         </w:tc>
         <w:tc>
           <w:tcPr>
-            <w:tcW w:type="dxa" w:w="1296"/>
+            <w:tcW w:type="dxa" w:w="1303"/>
             <w:tcMar>
               <w:top w:type="dxa" w:w="55"/>
               <w:left w:type="dxa" w:w="90"/>
@@ -2666,7 +2666,7 @@
         </w:tc>
         <w:tc>
           <w:tcPr>
-            <w:tcW w:type="dxa" w:w="4914"/>
+            <w:tcW w:type="dxa" w:w="4907"/>
             <w:tcMar>
               <w:top w:type="dxa" w:w="55"/>
               <w:left w:type="dxa" w:w="90"/>
@@ -2752,7 +2752,7 @@
         </w:tc>
         <w:tc>
           <w:tcPr>
-            <w:tcW w:type="dxa" w:w="1296"/>
+            <w:tcW w:type="dxa" w:w="1303"/>
             <w:tcMar>
               <w:top w:type="dxa" w:w="55"/>
               <w:left w:type="dxa" w:w="90"/>
@@ -2806,7 +2806,7 @@
         </w:tc>
         <w:tc>
           <w:tcPr>
-            <w:tcW w:type="dxa" w:w="4914"/>
+            <w:tcW w:type="dxa" w:w="4907"/>
             <w:tcMar>
               <w:top w:type="dxa" w:w="55"/>
               <w:left w:type="dxa" w:w="90"/>
@@ -2927,7 +2927,7 @@
         </w:tc>
         <w:tc>
           <w:tcPr>
-            <w:tcW w:type="dxa" w:w="1296"/>
+            <w:tcW w:type="dxa" w:w="1303"/>
             <w:tcMar>
               <w:top w:type="dxa" w:w="55"/>
               <w:left w:type="dxa" w:w="90"/>
@@ -2981,7 +2981,7 @@
         </w:tc>
         <w:tc>
           <w:tcPr>
-            <w:tcW w:type="dxa" w:w="4914"/>
+            <w:tcW w:type="dxa" w:w="4907"/>
             <w:tcMar>
               <w:top w:type="dxa" w:w="55"/>
               <w:left w:type="dxa" w:w="90"/>
@@ -3009,7 +3009,7 @@
                 <w:i w:val="false"/>
                 <w:iCs w:val="false"/>
               </w:rPr>
-              <w:t xml:space="preserve"> — undocumented landing zone for injected instructions; 32 × 128 B slots (§6.5)</w:t>
+              <w:t xml:space="preserve">, undocumented landing zone for injected instructions; 32 × 128 B slots (§6.5)</w:t>
             </w:r>
           </w:p>
         </w:tc>
@@ -3067,7 +3067,7 @@
         </w:tc>
         <w:tc>
           <w:tcPr>
-            <w:tcW w:type="dxa" w:w="1296"/>
+            <w:tcW w:type="dxa" w:w="1303"/>
             <w:tcMar>
               <w:top w:type="dxa" w:w="55"/>
               <w:left w:type="dxa" w:w="90"/>
@@ -3121,7 +3121,7 @@
         </w:tc>
         <w:tc>
           <w:tcPr>
-            <w:tcW w:type="dxa" w:w="4914"/>
+            <w:tcW w:type="dxa" w:w="4907"/>
             <w:tcMar>
               <w:top w:type="dxa" w:w="55"/>
               <w:left w:type="dxa" w:w="90"/>
@@ -3149,7 +3149,7 @@
                 <w:i w:val="false"/>
                 <w:iCs w:val="false"/>
               </w:rPr>
-              <w:t xml:space="preserve"> — 8 slots × 16 B (SIM tier, §6)</w:t>
+              <w:t xml:space="preserve">, 8 slots × 16 B (SIM tier, §6)</w:t>
             </w:r>
           </w:p>
         </w:tc>
@@ -3207,7 +3207,7 @@
         </w:tc>
         <w:tc>
           <w:tcPr>
-            <w:tcW w:type="dxa" w:w="1296"/>
+            <w:tcW w:type="dxa" w:w="1303"/>
             <w:tcMar>
               <w:top w:type="dxa" w:w="55"/>
               <w:left w:type="dxa" w:w="90"/>
@@ -3261,7 +3261,7 @@
         </w:tc>
         <w:tc>
           <w:tcPr>
-            <w:tcW w:type="dxa" w:w="4914"/>
+            <w:tcW w:type="dxa" w:w="4907"/>
             <w:tcMar>
               <w:top w:type="dxa" w:w="55"/>
               <w:left w:type="dxa" w:w="90"/>
@@ -3347,7 +3347,7 @@
         </w:tc>
         <w:tc>
           <w:tcPr>
-            <w:tcW w:type="dxa" w:w="1296"/>
+            <w:tcW w:type="dxa" w:w="1303"/>
             <w:tcMar>
               <w:top w:type="dxa" w:w="55"/>
               <w:left w:type="dxa" w:w="90"/>
@@ -3401,7 +3401,7 @@
         </w:tc>
         <w:tc>
           <w:tcPr>
-            <w:tcW w:type="dxa" w:w="4914"/>
+            <w:tcW w:type="dxa" w:w="4907"/>
             <w:tcMar>
               <w:top w:type="dxa" w:w="55"/>
               <w:left w:type="dxa" w:w="90"/>
@@ -3429,7 +3429,7 @@
                 <w:i w:val="false"/>
                 <w:iCs w:val="false"/>
               </w:rPr>
-              <w:t xml:space="preserve"> — antennas, link state, budget (§6.4b)</w:t>
+              <w:t xml:space="preserve">, antennas, link state, budget (§6.4b)</w:t>
             </w:r>
           </w:p>
         </w:tc>
@@ -3487,7 +3487,7 @@
         </w:tc>
         <w:tc>
           <w:tcPr>
-            <w:tcW w:type="dxa" w:w="1296"/>
+            <w:tcW w:type="dxa" w:w="1303"/>
             <w:tcMar>
               <w:top w:type="dxa" w:w="55"/>
               <w:left w:type="dxa" w:w="90"/>
@@ -3541,7 +3541,7 @@
         </w:tc>
         <w:tc>
           <w:tcPr>
-            <w:tcW w:type="dxa" w:w="4914"/>
+            <w:tcW w:type="dxa" w:w="4907"/>
             <w:tcMar>
               <w:top w:type="dxa" w:w="55"/>
               <w:left w:type="dxa" w:w="90"/>
@@ -3618,7 +3618,7 @@
         </w:tc>
         <w:tc>
           <w:tcPr>
-            <w:tcW w:type="dxa" w:w="1296"/>
+            <w:tcW w:type="dxa" w:w="1303"/>
             <w:tcMar>
               <w:top w:type="dxa" w:w="55"/>
               <w:left w:type="dxa" w:w="90"/>
@@ -3672,7 +3672,7 @@
         </w:tc>
         <w:tc>
           <w:tcPr>
-            <w:tcW w:type="dxa" w:w="4914"/>
+            <w:tcW w:type="dxa" w:w="4907"/>
             <w:tcMar>
               <w:top w:type="dxa" w:w="55"/>
               <w:left w:type="dxa" w:w="90"/>
@@ -3700,7 +3700,7 @@
                 <w:i w:val="false"/>
                 <w:iCs w:val="false"/>
               </w:rPr>
-              <w:t xml:space="preserve"> — most recent image, raw 96×96 8-bit grayscale (§6.1)</w:t>
+              <w:t xml:space="preserve">, most recent image, raw 96×96 8-bit grayscale (§6.1)</w:t>
             </w:r>
           </w:p>
         </w:tc>
@@ -3878,7 +3878,7 @@
           <w:i w:val="false"/>
           <w:iCs w:val="false"/>
         </w:rPr>
-        <w:t xml:space="preserve"> — unconditionally, every boot. Recovery is not a special case; it is the only case. (CRC32 check of ROM image is a sanity assertion, not a recovery branch.)</w:t>
+        <w:t xml:space="preserve">, unconditionally, every boot. Recovery is not a special case; it is the only case. (CRC32 check of ROM image is a sanity assertion, not a recovery branch.)</w:t>
       </w:r>
     </w:p>
     <w:p>
@@ -4036,7 +4036,7 @@
           <w:i w:val="false"/>
           <w:iCs w:val="false"/>
         </w:rPr>
-        <w:t xml:space="preserve"> player patches (they were in RAM), while the reboot counter and fault code — visible in the next telemetry frame — tell the player exactly what happened. Re-applying patches from command history is intended workflow, which is why the daemon, not the probe, owns command logging.</w:t>
+        <w:t xml:space="preserve"> player patches (they were in RAM), while the reboot counter and fault code, visible in the next telemetry frame, tell the player exactly what happened. Re-applying patches from command history is intended workflow, which is why the daemon, not the probe, owns command logging.</w:t>
       </w:r>
     </w:p>
     <w:p>
@@ -4051,7 +4051,7 @@
           <w:i w:val="false"/>
           <w:iCs w:val="false"/>
         </w:rPr>
-        <w:t xml:space="preserve">6. Sensor Subsystem — Two Tiers, One Interface</w:t>
+        <w:t xml:space="preserve">6. Sensor Subsystem, Two Tiers, One Interface</w:t>
       </w:r>
     </w:p>
     <w:p>
@@ -5591,7 +5591,7 @@
                 <w:i w:val="false"/>
                 <w:iCs w:val="false"/>
               </w:rPr>
-              <w:t xml:space="preserve">—</w:t>
+              <w:t xml:space="preserve">-</w:t>
             </w:r>
           </w:p>
         </w:tc>
@@ -5747,7 +5747,7 @@
           <w:i w:val="false"/>
           <w:iCs w:val="false"/>
         </w:rPr>
-        <w:t xml:space="preserve"> find the physics code — that is acceptable and even instructive for the prototype; it is compiled to be unremarkable.</w:t>
+        <w:t xml:space="preserve"> find the physics code; that is acceptable and even instructive for the prototype; it is compiled to be unremarkable.</w:t>
       </w:r>
     </w:p>
     <w:p>
@@ -5814,7 +5814,7 @@
           <w:i w:val="false"/>
           <w:iCs w:val="false"/>
         </w:rPr>
-        <w:t xml:space="preserve">). Physics, degradation schedules, and fault injection move into the scenario package as harness scripts — invisible to disassembly and controllable per scenario. </w:t>
+        <w:t xml:space="preserve">). Physics, degradation schedules, and fault injection move into the scenario package as harness scripts: invisible to disassembly and controllable per scenario. </w:t>
       </w:r>
       <w:r>
         <w:rPr>
@@ -5895,7 +5895,7 @@
           <w:i w:val="false"/>
           <w:iCs w:val="false"/>
         </w:rPr>
-        <w:t xml:space="preserve"> the application's polling entry for that sensor is enabled in the task/polling table (§7). Cutting power saves watts and empties the channel; disabling polling empties the channel but leaves the draw — the classic partial-progress distinction the scenario exploits.</w:t>
+        <w:t xml:space="preserve"> the application's polling entry for that sensor is enabled in the task/polling table (§7). Cutting power saves watts and empties the channel; disabling polling empties the channel but leaves the draw, the classic partial-progress distinction the scenario exploits.</w:t>
       </w:r>
     </w:p>
     <w:p>
@@ -7051,7 +7051,7 @@
           <w:i w:val="false"/>
           <w:iCs w:val="false"/>
         </w:rPr>
-        <w:t xml:space="preserve"> An array in the app config block — </w:t>
+        <w:t xml:space="preserve"> An array in the app config block, </w:t>
       </w:r>
       <w:r>
         <w:rPr>
@@ -7140,7 +7140,7 @@
           <w:i w:val="false"/>
           <w:iCs w:val="false"/>
         </w:rPr>
-        <w:t xml:space="preserve">. SIM tier: a procedural star field — star positions drawn from the PRNG seeded by the catalog entry, pixel brightness scaled by exposure × gain, clipping into saturation when overexposed; </w:t>
+        <w:t xml:space="preserve">. SIM tier: a procedural star field; star positions drawn from the PRNG seeded by the catalog entry, pixel brightness scaled by exposure × gain, clipping into saturation when overexposed; </w:t>
       </w:r>
       <w:r>
         <w:rPr>
@@ -7295,7 +7295,7 @@
           <w:i w:val="false"/>
           <w:iCs w:val="false"/>
         </w:rPr>
-        <w:t xml:space="preserve"> gives one-shots. Capturing requires an attitude reference — star-tracker lock or the sun-sensor fallback — otherwise </w:t>
+        <w:t xml:space="preserve"> gives one-shots. Capturing requires an attitude reference, star-tracker lock or the sun-sensor fallback, otherwise </w:t>
       </w:r>
       <w:r>
         <w:rPr>
@@ -7362,7 +7362,7 @@
           <w:i w:val="false"/>
           <w:iCs w:val="false"/>
         </w:rPr>
-        <w:t xml:space="preserve"> Pixels never ride in telemetry — only the stats channel (§9). Recovering an actual image means </w:t>
+        <w:t xml:space="preserve"> Pixels never ride in telemetry, only the stats channel (§9). Recovering an actual image means </w:t>
       </w:r>
       <w:r>
         <w:rPr>
@@ -7384,7 +7384,7 @@
           <w:i w:val="false"/>
           <w:iCs w:val="false"/>
         </w:rPr>
-        <w:t xml:space="preserve">-dumping the 4 KiB frame buffer, 64 bytes per command, under the uplink budget — the same slow, deliberate pain as a real deep-space image downlink. The ground-station console may reassemble dumped frames into a viewable image (a platform/frontend feature, not a firmware one). Whether to later add a bulk </w:t>
+        <w:t xml:space="preserve">-dumping the 4 KiB frame buffer, 64 bytes per command, under the uplink budget: the same slow, deliberate pain as a real deep-space image downlink. The ground-station console may reassemble dumped frames into a viewable image (a platform/frontend feature, not a firmware one). Whether to later add a bulk </w:t>
       </w:r>
       <w:r>
         <w:rPr>
@@ -7475,7 +7475,7 @@
           <w:i w:val="false"/>
           <w:iCs w:val="false"/>
         </w:rPr>
-        <w:t xml:space="preserve">). Their defaults keep the probe healthy as built; a scenario shifts one threshold or clears one enable to manufacture the fault it is about. Every one therefore supports all four patch styles — data patch (a threshold), code patch (a comparison/branch), task-table disable, and verification-by-telemetry.</w:t>
+        <w:t xml:space="preserve">). Their defaults keep the probe healthy as built; a scenario shifts one threshold or clears one enable to manufacture the fault it is about. Every one therefore supports all four patch styles, data patch (a threshold), code patch (a comparison/branch), task-table disable, and verification-by-telemetry.</w:t>
       </w:r>
     </w:p>
     <w:tbl>
@@ -8182,7 +8182,7 @@
           <w:i w:val="false"/>
           <w:iCs w:val="false"/>
         </w:rPr>
-        <w:t xml:space="preserve">The config block (§7) holds every tunable — setpoints, budgets, rates, momentum limits, propellant load, and the engineering-command key (§8). All of it lives in patchable working memory. Defaults: heater setpoint 10.0 °C (off in nominal warmth), power budget 5000 mW (no shedding), ACS on with 8000 mg propellant, recorder draining faster than it fills.</w:t>
+        <w:t xml:space="preserve">The config block (§7) holds every tunable, setpoints, budgets, rates, momentum limits, propellant load, and the engineering-command key (§8). All of it lives in patchable working memory. Defaults: heater setpoint 10.0 °C (off in nominal warmth), power budget 5000 mW (no shedding), ACS on with 8000 mg propellant, recorder draining faster than it fills.</w:t>
       </w:r>
     </w:p>
     <w:p>
@@ -8269,7 +8269,7 @@
           <w:i w:val="false"/>
           <w:iCs w:val="false"/>
         </w:rPr>
-        <w:t xml:space="preserve"> — which is what the ground downlinks.</w:t>
+        <w:t xml:space="preserve">, which is what the ground downlinks.</w:t>
       </w:r>
     </w:p>
     <w:p>
@@ -8283,7 +8283,7 @@
           <w:i w:val="false"/>
           <w:iCs w:val="false"/>
         </w:rPr>
-        <w:t xml:space="preserve">Where the source images live — and why not in the player's binary.</w:t>
+        <w:t xml:space="preserve">Where the source images live, and why not in the player's binary.</w:t>
       </w:r>
       <w:r>
         <w:rPr>
@@ -8430,7 +8430,7 @@
           <w:i w:val="false"/>
           <w:iCs w:val="false"/>
         </w:rPr>
-        <w:t xml:space="preserve"> — only the code that reads an address. Verified by the build: moving the scenes cut the player binary from 21,532 to 5,191 bytes, and a byte-search for scene data in it fails.</w:t>
+        <w:t xml:space="preserve">: only the code that reads an address. Verified by the build: moving the scenes cut the player binary from 21,532 to 5,191 bytes, and a byte-search for scene data in it fails.</w:t>
       </w:r>
     </w:p>
     <w:p>
@@ -8488,7 +8488,7 @@
           <w:i w:val="false"/>
           <w:iCs w:val="false"/>
         </w:rPr>
-        <w:t xml:space="preserve"> window can exclude the store — and in the Renode harness tier (§6) the detector becomes a scripted peripheral, so the imagery never exists in the firmware at all and authors can swap it without rebuilding.</w:t>
+        <w:t xml:space="preserve"> window can exclude the store, and in the Renode harness tier (§6) the detector becomes a scripted peripheral, so the imagery never exists in the firmware at all and authors can swap it without rebuilding.</w:t>
       </w:r>
     </w:p>
     <w:tbl>
@@ -8505,8 +8505,8 @@
       </w:tblPr>
       <w:tblGrid>
         <w:gridCol w:w="1050"/>
-        <w:gridCol w:w="4295"/>
-        <w:gridCol w:w="4015"/>
+        <w:gridCol w:w="4234"/>
+        <w:gridCol w:w="4076"/>
       </w:tblGrid>
       <w:tr>
         <w:trPr>
@@ -8540,7 +8540,7 @@
         </w:tc>
         <w:tc>
           <w:tcPr>
-            <w:tcW w:type="dxa" w:w="4295"/>
+            <w:tcW w:type="dxa" w:w="4234"/>
             <w:shd w:fill="D9E2F3" w:val="clear"/>
             <w:tcMar>
               <w:top w:type="dxa" w:w="55"/>
@@ -8566,7 +8566,7 @@
         </w:tc>
         <w:tc>
           <w:tcPr>
-            <w:tcW w:type="dxa" w:w="4015"/>
+            <w:tcW w:type="dxa" w:w="4076"/>
             <w:shd w:fill="D9E2F3" w:val="clear"/>
             <w:tcMar>
               <w:top w:type="dxa" w:w="55"/>
@@ -8619,7 +8619,7 @@
         </w:tc>
         <w:tc>
           <w:tcPr>
-            <w:tcW w:type="dxa" w:w="4295"/>
+            <w:tcW w:type="dxa" w:w="4234"/>
             <w:tcMar>
               <w:top w:type="dxa" w:w="55"/>
               <w:left w:type="dxa" w:w="90"/>
@@ -8644,7 +8644,7 @@
         </w:tc>
         <w:tc>
           <w:tcPr>
-            <w:tcW w:type="dxa" w:w="4015"/>
+            <w:tcW w:type="dxa" w:w="4076"/>
             <w:tcMar>
               <w:top w:type="dxa" w:w="55"/>
               <w:left w:type="dxa" w:w="90"/>
@@ -8696,7 +8696,7 @@
         </w:tc>
         <w:tc>
           <w:tcPr>
-            <w:tcW w:type="dxa" w:w="4295"/>
+            <w:tcW w:type="dxa" w:w="4234"/>
             <w:tcMar>
               <w:top w:type="dxa" w:w="55"/>
               <w:left w:type="dxa" w:w="90"/>
@@ -8721,7 +8721,7 @@
         </w:tc>
         <w:tc>
           <w:tcPr>
-            <w:tcW w:type="dxa" w:w="4015"/>
+            <w:tcW w:type="dxa" w:w="4076"/>
             <w:tcMar>
               <w:top w:type="dxa" w:w="55"/>
               <w:left w:type="dxa" w:w="90"/>
@@ -8773,7 +8773,7 @@
         </w:tc>
         <w:tc>
           <w:tcPr>
-            <w:tcW w:type="dxa" w:w="4295"/>
+            <w:tcW w:type="dxa" w:w="4234"/>
             <w:tcMar>
               <w:top w:type="dxa" w:w="55"/>
               <w:left w:type="dxa" w:w="90"/>
@@ -8798,7 +8798,7 @@
         </w:tc>
         <w:tc>
           <w:tcPr>
-            <w:tcW w:type="dxa" w:w="4015"/>
+            <w:tcW w:type="dxa" w:w="4076"/>
             <w:tcMar>
               <w:top w:type="dxa" w:w="55"/>
               <w:left w:type="dxa" w:w="90"/>
@@ -8850,26 +8850,26 @@
         </w:tc>
         <w:tc>
           <w:tcPr>
-            <w:tcW w:type="dxa" w:w="4295"/>
-            <w:tcMar>
-              <w:top w:type="dxa" w:w="55"/>
-              <w:left w:type="dxa" w:w="90"/>
-              <w:bottom w:type="dxa" w:w="55"/>
-              <w:right w:type="dxa" w:w="90"/>
-            </w:tcMar>
-          </w:tcPr>
-          <w:p>
-            <w:pPr>
-              <w:spacing w:after="0" w:line="240"/>
-            </w:pPr>
-            <w:r>
-              <w:rPr>
-                <w:b w:val="false"/>
-                <w:bCs w:val="false"/>
-                <w:i w:val="false"/>
-                <w:iCs w:val="false"/>
-              </w:rPr>
-              <w:t xml:space="preserve">Mimas, Herschel crater — </w:t>
+            <w:tcW w:type="dxa" w:w="4234"/>
+            <w:tcMar>
+              <w:top w:type="dxa" w:w="55"/>
+              <w:left w:type="dxa" w:w="90"/>
+              <w:bottom w:type="dxa" w:w="55"/>
+              <w:right w:type="dxa" w:w="90"/>
+            </w:tcMar>
+          </w:tcPr>
+          <w:p>
+            <w:pPr>
+              <w:spacing w:after="0" w:line="240"/>
+            </w:pPr>
+            <w:r>
+              <w:rPr>
+                <w:b w:val="false"/>
+                <w:bCs w:val="false"/>
+                <w:i w:val="false"/>
+                <w:iCs w:val="false"/>
+              </w:rPr>
+              <w:t xml:space="preserve">Mimas, Herschel crater: </w:t>
             </w:r>
             <w:r>
               <w:rPr>
@@ -8884,7 +8884,7 @@
         </w:tc>
         <w:tc>
           <w:tcPr>
-            <w:tcW w:type="dxa" w:w="4015"/>
+            <w:tcW w:type="dxa" w:w="4076"/>
             <w:tcMar>
               <w:top w:type="dxa" w:w="55"/>
               <w:left w:type="dxa" w:w="90"/>
@@ -8988,7 +8988,7 @@
           <w:i w:val="false"/>
           <w:iCs w:val="false"/>
         </w:rPr>
-        <w:t xml:space="preserve"> — essential, because the platform's saves are command-log replays (charter R15.1) and a truly random egg would make a replayed log diverge. </w:t>
+        <w:t xml:space="preserve">: essential, because the platform's saves are command-log replays (charter R15.1) and a truly random egg would make a replayed log diverge. </w:t>
       </w:r>
       <w:r>
         <w:rPr>
@@ -9156,10 +9156,10 @@
         </w:tblBorders>
       </w:tblPr>
       <w:tblGrid>
-        <w:gridCol w:w="1132"/>
-        <w:gridCol w:w="2340"/>
-        <w:gridCol w:w="1132"/>
-        <w:gridCol w:w="4756"/>
+        <w:gridCol w:w="1141"/>
+        <w:gridCol w:w="2359"/>
+        <w:gridCol w:w="1141"/>
+        <w:gridCol w:w="4719"/>
       </w:tblGrid>
       <w:tr>
         <w:trPr>
@@ -9167,7 +9167,7 @@
         </w:trPr>
         <w:tc>
           <w:tcPr>
-            <w:tcW w:type="dxa" w:w="1132"/>
+            <w:tcW w:type="dxa" w:w="1141"/>
             <w:shd w:fill="D9E2F3" w:val="clear"/>
             <w:tcMar>
               <w:top w:type="dxa" w:w="55"/>
@@ -9193,7 +9193,7 @@
         </w:tc>
         <w:tc>
           <w:tcPr>
-            <w:tcW w:type="dxa" w:w="2340"/>
+            <w:tcW w:type="dxa" w:w="2359"/>
             <w:shd w:fill="D9E2F3" w:val="clear"/>
             <w:tcMar>
               <w:top w:type="dxa" w:w="55"/>
@@ -9219,7 +9219,7 @@
         </w:tc>
         <w:tc>
           <w:tcPr>
-            <w:tcW w:type="dxa" w:w="1132"/>
+            <w:tcW w:type="dxa" w:w="1141"/>
             <w:shd w:fill="D9E2F3" w:val="clear"/>
             <w:tcMar>
               <w:top w:type="dxa" w:w="55"/>
@@ -9245,7 +9245,7 @@
         </w:tc>
         <w:tc>
           <w:tcPr>
-            <w:tcW w:type="dxa" w:w="4756"/>
+            <w:tcW w:type="dxa" w:w="4719"/>
             <w:shd w:fill="D9E2F3" w:val="clear"/>
             <w:tcMar>
               <w:top w:type="dxa" w:w="55"/>
@@ -9273,7 +9273,7 @@
       <w:tr>
         <w:tc>
           <w:tcPr>
-            <w:tcW w:type="dxa" w:w="1132"/>
+            <w:tcW w:type="dxa" w:w="1141"/>
             <w:tcMar>
               <w:top w:type="dxa" w:w="55"/>
               <w:left w:type="dxa" w:w="90"/>
@@ -9298,7 +9298,7 @@
         </w:tc>
         <w:tc>
           <w:tcPr>
-            <w:tcW w:type="dxa" w:w="2340"/>
+            <w:tcW w:type="dxa" w:w="2359"/>
             <w:tcMar>
               <w:top w:type="dxa" w:w="55"/>
               <w:left w:type="dxa" w:w="90"/>
@@ -9349,7 +9349,7 @@
         </w:tc>
         <w:tc>
           <w:tcPr>
-            <w:tcW w:type="dxa" w:w="1132"/>
+            <w:tcW w:type="dxa" w:w="1141"/>
             <w:tcMar>
               <w:top w:type="dxa" w:w="55"/>
               <w:left w:type="dxa" w:w="90"/>
@@ -9374,26 +9374,26 @@
         </w:tc>
         <w:tc>
           <w:tcPr>
-            <w:tcW w:type="dxa" w:w="4756"/>
-            <w:tcMar>
-              <w:top w:type="dxa" w:w="55"/>
-              <w:left w:type="dxa" w:w="90"/>
-              <w:bottom w:type="dxa" w:w="55"/>
-              <w:right w:type="dxa" w:w="90"/>
-            </w:tcMar>
-          </w:tcPr>
-          <w:p>
-            <w:pPr>
-              <w:spacing w:after="0" w:line="240"/>
-            </w:pPr>
-            <w:r>
-              <w:rPr>
-                <w:b w:val="false"/>
-                <w:bCs w:val="false"/>
-                <w:i w:val="false"/>
-                <w:iCs w:val="false"/>
-              </w:rPr>
-              <w:t xml:space="preserve">data — blur, sharpen, edge-detect are coefficient changes</w:t>
+            <w:tcW w:type="dxa" w:w="4719"/>
+            <w:tcMar>
+              <w:top w:type="dxa" w:w="55"/>
+              <w:left w:type="dxa" w:w="90"/>
+              <w:bottom w:type="dxa" w:w="55"/>
+              <w:right w:type="dxa" w:w="90"/>
+            </w:tcMar>
+          </w:tcPr>
+          <w:p>
+            <w:pPr>
+              <w:spacing w:after="0" w:line="240"/>
+            </w:pPr>
+            <w:r>
+              <w:rPr>
+                <w:b w:val="false"/>
+                <w:bCs w:val="false"/>
+                <w:i w:val="false"/>
+                <w:iCs w:val="false"/>
+              </w:rPr>
+              <w:t xml:space="preserve">data, blur, sharpen, edge-detect are coefficient changes</w:t>
             </w:r>
           </w:p>
         </w:tc>
@@ -9401,7 +9401,7 @@
       <w:tr>
         <w:tc>
           <w:tcPr>
-            <w:tcW w:type="dxa" w:w="1132"/>
+            <w:tcW w:type="dxa" w:w="1141"/>
             <w:tcMar>
               <w:top w:type="dxa" w:w="55"/>
               <w:left w:type="dxa" w:w="90"/>
@@ -9426,7 +9426,7 @@
         </w:tc>
         <w:tc>
           <w:tcPr>
-            <w:tcW w:type="dxa" w:w="2340"/>
+            <w:tcW w:type="dxa" w:w="2359"/>
             <w:tcMar>
               <w:top w:type="dxa" w:w="55"/>
               <w:left w:type="dxa" w:w="90"/>
@@ -9486,7 +9486,7 @@
         </w:tc>
         <w:tc>
           <w:tcPr>
-            <w:tcW w:type="dxa" w:w="1132"/>
+            <w:tcW w:type="dxa" w:w="1141"/>
             <w:tcMar>
               <w:top w:type="dxa" w:w="55"/>
               <w:left w:type="dxa" w:w="90"/>
@@ -9511,26 +9511,26 @@
         </w:tc>
         <w:tc>
           <w:tcPr>
-            <w:tcW w:type="dxa" w:w="4756"/>
-            <w:tcMar>
-              <w:top w:type="dxa" w:w="55"/>
-              <w:left w:type="dxa" w:w="90"/>
-              <w:bottom w:type="dxa" w:w="55"/>
-              <w:right w:type="dxa" w:w="90"/>
-            </w:tcMar>
-          </w:tcPr>
-          <w:p>
-            <w:pPr>
-              <w:spacing w:after="0" w:line="240"/>
-            </w:pPr>
-            <w:r>
-              <w:rPr>
-                <w:b w:val="false"/>
-                <w:bCs w:val="false"/>
-                <w:i w:val="false"/>
-                <w:iCs w:val="false"/>
-              </w:rPr>
-              <w:t xml:space="preserve">data — already the over/under-exposure objective (§6.1)</w:t>
+            <w:tcW w:type="dxa" w:w="4719"/>
+            <w:tcMar>
+              <w:top w:type="dxa" w:w="55"/>
+              <w:left w:type="dxa" w:w="90"/>
+              <w:bottom w:type="dxa" w:w="55"/>
+              <w:right w:type="dxa" w:w="90"/>
+            </w:tcMar>
+          </w:tcPr>
+          <w:p>
+            <w:pPr>
+              <w:spacing w:after="0" w:line="240"/>
+            </w:pPr>
+            <w:r>
+              <w:rPr>
+                <w:b w:val="false"/>
+                <w:bCs w:val="false"/>
+                <w:i w:val="false"/>
+                <w:iCs w:val="false"/>
+              </w:rPr>
+              <w:t xml:space="preserve">data: already the over/under-exposure objective (§6.1)</w:t>
             </w:r>
           </w:p>
         </w:tc>
@@ -9538,7 +9538,7 @@
       <w:tr>
         <w:tc>
           <w:tcPr>
-            <w:tcW w:type="dxa" w:w="1132"/>
+            <w:tcW w:type="dxa" w:w="1141"/>
             <w:tcMar>
               <w:top w:type="dxa" w:w="55"/>
               <w:left w:type="dxa" w:w="90"/>
@@ -9563,7 +9563,7 @@
         </w:tc>
         <w:tc>
           <w:tcPr>
-            <w:tcW w:type="dxa" w:w="2340"/>
+            <w:tcW w:type="dxa" w:w="2359"/>
             <w:tcMar>
               <w:top w:type="dxa" w:w="55"/>
               <w:left w:type="dxa" w:w="90"/>
@@ -9592,7 +9592,7 @@
         </w:tc>
         <w:tc>
           <w:tcPr>
-            <w:tcW w:type="dxa" w:w="1132"/>
+            <w:tcW w:type="dxa" w:w="1141"/>
             <w:tcMar>
               <w:top w:type="dxa" w:w="55"/>
               <w:left w:type="dxa" w:w="90"/>
@@ -9617,7 +9617,7 @@
         </w:tc>
         <w:tc>
           <w:tcPr>
-            <w:tcW w:type="dxa" w:w="4756"/>
+            <w:tcW w:type="dxa" w:w="4719"/>
             <w:tcMar>
               <w:top w:type="dxa" w:w="55"/>
               <w:left w:type="dxa" w:w="90"/>
@@ -9636,7 +9636,7 @@
                 <w:i w:val="false"/>
                 <w:iCs w:val="false"/>
               </w:rPr>
-              <w:t xml:space="preserve">data — the inversion objective: 8 uplinks rewrite the curve</w:t>
+              <w:t xml:space="preserve">data: the inversion objective: 8 uplinks rewrite the curve</w:t>
             </w:r>
           </w:p>
         </w:tc>
@@ -9644,7 +9644,7 @@
       <w:tr>
         <w:tc>
           <w:tcPr>
-            <w:tcW w:type="dxa" w:w="1132"/>
+            <w:tcW w:type="dxa" w:w="1141"/>
             <w:tcMar>
               <w:top w:type="dxa" w:w="55"/>
               <w:left w:type="dxa" w:w="90"/>
@@ -9669,7 +9669,7 @@
         </w:tc>
         <w:tc>
           <w:tcPr>
-            <w:tcW w:type="dxa" w:w="2340"/>
+            <w:tcW w:type="dxa" w:w="2359"/>
             <w:tcMar>
               <w:top w:type="dxa" w:w="55"/>
               <w:left w:type="dxa" w:w="90"/>
@@ -9707,7 +9707,7 @@
         </w:tc>
         <w:tc>
           <w:tcPr>
-            <w:tcW w:type="dxa" w:w="1132"/>
+            <w:tcW w:type="dxa" w:w="1141"/>
             <w:tcMar>
               <w:top w:type="dxa" w:w="55"/>
               <w:left w:type="dxa" w:w="90"/>
@@ -9736,26 +9736,26 @@
         </w:tc>
         <w:tc>
           <w:tcPr>
-            <w:tcW w:type="dxa" w:w="4756"/>
-            <w:tcMar>
-              <w:top w:type="dxa" w:w="55"/>
-              <w:left w:type="dxa" w:w="90"/>
-              <w:bottom w:type="dxa" w:w="55"/>
-              <w:right w:type="dxa" w:w="90"/>
-            </w:tcMar>
-          </w:tcPr>
-          <w:p>
-            <w:pPr>
-              <w:spacing w:after="0" w:line="240"/>
-            </w:pPr>
-            <w:r>
-              <w:rPr>
-                <w:b w:val="false"/>
-                <w:bCs w:val="false"/>
-                <w:i w:val="false"/>
-                <w:iCs w:val="false"/>
-              </w:rPr>
-              <w:t xml:space="preserve">data — enable/disable stages</w:t>
+            <w:tcW w:type="dxa" w:w="4719"/>
+            <w:tcMar>
+              <w:top w:type="dxa" w:w="55"/>
+              <w:left w:type="dxa" w:w="90"/>
+              <w:bottom w:type="dxa" w:w="55"/>
+              <w:right w:type="dxa" w:w="90"/>
+            </w:tcMar>
+          </w:tcPr>
+          <w:p>
+            <w:pPr>
+              <w:spacing w:after="0" w:line="240"/>
+            </w:pPr>
+            <w:r>
+              <w:rPr>
+                <w:b w:val="false"/>
+                <w:bCs w:val="false"/>
+                <w:i w:val="false"/>
+                <w:iCs w:val="false"/>
+              </w:rPr>
+              <w:t xml:space="preserve">data, enable/disable stages</w:t>
             </w:r>
           </w:p>
         </w:tc>
@@ -9763,7 +9763,7 @@
       <w:tr>
         <w:tc>
           <w:tcPr>
-            <w:tcW w:type="dxa" w:w="1132"/>
+            <w:tcW w:type="dxa" w:w="1141"/>
             <w:tcMar>
               <w:top w:type="dxa" w:w="55"/>
               <w:left w:type="dxa" w:w="90"/>
@@ -9788,7 +9788,7 @@
         </w:tc>
         <w:tc>
           <w:tcPr>
-            <w:tcW w:type="dxa" w:w="2340"/>
+            <w:tcW w:type="dxa" w:w="2359"/>
             <w:tcMar>
               <w:top w:type="dxa" w:w="55"/>
               <w:left w:type="dxa" w:w="90"/>
@@ -9817,51 +9817,51 @@
         </w:tc>
         <w:tc>
           <w:tcPr>
-            <w:tcW w:type="dxa" w:w="1132"/>
-            <w:tcMar>
-              <w:top w:type="dxa" w:w="55"/>
-              <w:left w:type="dxa" w:w="90"/>
-              <w:bottom w:type="dxa" w:w="55"/>
-              <w:right w:type="dxa" w:w="90"/>
-            </w:tcMar>
-          </w:tcPr>
-          <w:p>
-            <w:pPr>
-              <w:spacing w:after="0" w:line="240"/>
-            </w:pPr>
-            <w:r>
-              <w:rPr>
-                <w:b w:val="false"/>
-                <w:bCs w:val="false"/>
-                <w:i w:val="false"/>
-                <w:iCs w:val="false"/>
-              </w:rPr>
-              <w:t xml:space="preserve">—</w:t>
-            </w:r>
-          </w:p>
-        </w:tc>
-        <w:tc>
-          <w:tcPr>
-            <w:tcW w:type="dxa" w:w="4756"/>
-            <w:tcMar>
-              <w:top w:type="dxa" w:w="55"/>
-              <w:left w:type="dxa" w:w="90"/>
-              <w:bottom w:type="dxa" w:w="55"/>
-              <w:right w:type="dxa" w:w="90"/>
-            </w:tcMar>
-          </w:tcPr>
-          <w:p>
-            <w:pPr>
-              <w:spacing w:after="0" w:line="240"/>
-            </w:pPr>
-            <w:r>
-              <w:rPr>
-                <w:b w:val="false"/>
-                <w:bCs w:val="false"/>
-                <w:i w:val="false"/>
-                <w:iCs w:val="false"/>
-              </w:rPr>
-              <w:t xml:space="preserve">code — has an entry pad and an inline patch point (§6.5)</w:t>
+            <w:tcW w:type="dxa" w:w="1141"/>
+            <w:tcMar>
+              <w:top w:type="dxa" w:w="55"/>
+              <w:left w:type="dxa" w:w="90"/>
+              <w:bottom w:type="dxa" w:w="55"/>
+              <w:right w:type="dxa" w:w="90"/>
+            </w:tcMar>
+          </w:tcPr>
+          <w:p>
+            <w:pPr>
+              <w:spacing w:after="0" w:line="240"/>
+            </w:pPr>
+            <w:r>
+              <w:rPr>
+                <w:b w:val="false"/>
+                <w:bCs w:val="false"/>
+                <w:i w:val="false"/>
+                <w:iCs w:val="false"/>
+              </w:rPr>
+              <w:t xml:space="preserve">-</w:t>
+            </w:r>
+          </w:p>
+        </w:tc>
+        <w:tc>
+          <w:tcPr>
+            <w:tcW w:type="dxa" w:w="4719"/>
+            <w:tcMar>
+              <w:top w:type="dxa" w:w="55"/>
+              <w:left w:type="dxa" w:w="90"/>
+              <w:bottom w:type="dxa" w:w="55"/>
+              <w:right w:type="dxa" w:w="90"/>
+            </w:tcMar>
+          </w:tcPr>
+          <w:p>
+            <w:pPr>
+              <w:spacing w:after="0" w:line="240"/>
+            </w:pPr>
+            <w:r>
+              <w:rPr>
+                <w:b w:val="false"/>
+                <w:bCs w:val="false"/>
+                <w:i w:val="false"/>
+                <w:iCs w:val="false"/>
+              </w:rPr>
+              <w:t xml:space="preserve">code, has an entry pad and an inline patch point (§6.5)</w:t>
             </w:r>
           </w:p>
         </w:tc>
@@ -9919,7 +9919,7 @@
           <w:i w:val="false"/>
           <w:iCs w:val="false"/>
         </w:rPr>
-        <w:t xml:space="preserve"> — the dark sky becomes bright, so </w:t>
+        <w:t xml:space="preserve"> (the dark sky becomes bright, so </w:t>
       </w:r>
       <w:r>
         <w:rPr>
@@ -9941,7 +9941,7 @@
           <w:i w:val="false"/>
           <w:iCs w:val="false"/>
         </w:rPr>
-        <w:t xml:space="preserve"> jumps — without downlinking a single pixel.</w:t>
+        <w:t xml:space="preserve"> jumps), without downlinking a single pixel.</w:t>
       </w:r>
     </w:p>
     <w:p>
@@ -10040,7 +10040,7 @@
           <w:i w:val="false"/>
           <w:iCs w:val="false"/>
         </w:rPr>
-        <w:t xml:space="preserve"> drives the documented downlink — </w:t>
+        <w:t xml:space="preserve"> drives the documented downlink (</w:t>
       </w:r>
       <w:r>
         <w:rPr>
@@ -10062,7 +10062,7 @@
           <w:i w:val="false"/>
           <w:iCs w:val="false"/>
         </w:rPr>
-        <w:t xml:space="preserve"> the frame buffer 64 bytes at a time, 64 commands for a full frame — and writes a PNG with a dependency-free encoder (</w:t>
+        <w:t xml:space="preserve"> the frame buffer 64 bytes at a time, 64 commands for a full frame), and writes a PNG with a dependency-free encoder (</w:t>
       </w:r>
       <w:r>
         <w:rPr>
@@ -10219,7 +10219,7 @@
           <w:i w:val="false"/>
           <w:iCs w:val="false"/>
         </w:rPr>
-        <w:t xml:space="preserve"> high-gain antenna failed to unfurl in 1991 — several ribs stuck in their sockets — and the mission was saved not by freeing the dish but by reprogramming the spacecraft in flight to run science through the low-gain antenna: new compression, and hard decisions about which data was worth the bandwidth. </w:t>
+        <w:t xml:space="preserve"> high-gain antenna failed to unfurl in 1991, several ribs stuck in their sockets, and the mission was saved not by freeing the dish but by reprogramming the spacecraft in flight to run science through the low-gain antenna: new compression, and hard decisions about which data was worth the bandwidth. </w:t>
       </w:r>
       <w:r>
         <w:rPr>
@@ -10271,9 +10271,9 @@
         </w:tblBorders>
       </w:tblPr>
       <w:tblGrid>
-        <w:gridCol w:w="1893"/>
-        <w:gridCol w:w="5048"/>
-        <w:gridCol w:w="2419"/>
+        <w:gridCol w:w="1915"/>
+        <w:gridCol w:w="4999"/>
+        <w:gridCol w:w="2446"/>
       </w:tblGrid>
       <w:tr>
         <w:trPr>
@@ -10281,7 +10281,7 @@
         </w:trPr>
         <w:tc>
           <w:tcPr>
-            <w:tcW w:type="dxa" w:w="1893"/>
+            <w:tcW w:type="dxa" w:w="1915"/>
             <w:shd w:fill="D9E2F3" w:val="clear"/>
             <w:tcMar>
               <w:top w:type="dxa" w:w="55"/>
@@ -10307,7 +10307,7 @@
         </w:tc>
         <w:tc>
           <w:tcPr>
-            <w:tcW w:type="dxa" w:w="5048"/>
+            <w:tcW w:type="dxa" w:w="4999"/>
             <w:shd w:fill="D9E2F3" w:val="clear"/>
             <w:tcMar>
               <w:top w:type="dxa" w:w="55"/>
@@ -10333,7 +10333,7 @@
         </w:tc>
         <w:tc>
           <w:tcPr>
-            <w:tcW w:type="dxa" w:w="2419"/>
+            <w:tcW w:type="dxa" w:w="2446"/>
             <w:shd w:fill="D9E2F3" w:val="clear"/>
             <w:tcMar>
               <w:top w:type="dxa" w:w="55"/>
@@ -10361,7 +10361,7 @@
       <w:tr>
         <w:tc>
           <w:tcPr>
-            <w:tcW w:type="dxa" w:w="1893"/>
+            <w:tcW w:type="dxa" w:w="1915"/>
             <w:tcMar>
               <w:top w:type="dxa" w:w="55"/>
               <w:left w:type="dxa" w:w="90"/>
@@ -10386,7 +10386,7 @@
         </w:tc>
         <w:tc>
           <w:tcPr>
-            <w:tcW w:type="dxa" w:w="5048"/>
+            <w:tcW w:type="dxa" w:w="4999"/>
             <w:tcMar>
               <w:top w:type="dxa" w:w="55"/>
               <w:left w:type="dxa" w:w="90"/>
@@ -10411,7 +10411,7 @@
         </w:tc>
         <w:tc>
           <w:tcPr>
-            <w:tcW w:type="dxa" w:w="2419"/>
+            <w:tcW w:type="dxa" w:w="2446"/>
             <w:tcMar>
               <w:top w:type="dxa" w:w="55"/>
               <w:left w:type="dxa" w:w="90"/>
@@ -10438,7 +10438,7 @@
       <w:tr>
         <w:tc>
           <w:tcPr>
-            <w:tcW w:type="dxa" w:w="1893"/>
+            <w:tcW w:type="dxa" w:w="1915"/>
             <w:tcMar>
               <w:top w:type="dxa" w:w="55"/>
               <w:left w:type="dxa" w:w="90"/>
@@ -10463,7 +10463,7 @@
         </w:tc>
         <w:tc>
           <w:tcPr>
-            <w:tcW w:type="dxa" w:w="5048"/>
+            <w:tcW w:type="dxa" w:w="4999"/>
             <w:tcMar>
               <w:top w:type="dxa" w:w="55"/>
               <w:left w:type="dxa" w:w="90"/>
@@ -10488,7 +10488,7 @@
         </w:tc>
         <w:tc>
           <w:tcPr>
-            <w:tcW w:type="dxa" w:w="2419"/>
+            <w:tcW w:type="dxa" w:w="2446"/>
             <w:tcMar>
               <w:top w:type="dxa" w:w="55"/>
               <w:left w:type="dxa" w:w="90"/>
@@ -10515,7 +10515,7 @@
       <w:tr>
         <w:tc>
           <w:tcPr>
-            <w:tcW w:type="dxa" w:w="1893"/>
+            <w:tcW w:type="dxa" w:w="1915"/>
             <w:tcMar>
               <w:top w:type="dxa" w:w="55"/>
               <w:left w:type="dxa" w:w="90"/>
@@ -10540,26 +10540,26 @@
         </w:tc>
         <w:tc>
           <w:tcPr>
-            <w:tcW w:type="dxa" w:w="5048"/>
-            <w:tcMar>
-              <w:top w:type="dxa" w:w="55"/>
-              <w:left w:type="dxa" w:w="90"/>
-              <w:bottom w:type="dxa" w:w="55"/>
-              <w:right w:type="dxa" w:w="90"/>
-            </w:tcMar>
-          </w:tcPr>
-          <w:p>
-            <w:pPr>
-              <w:spacing w:after="0" w:line="240"/>
-            </w:pPr>
-            <w:r>
-              <w:rPr>
-                <w:b w:val="false"/>
-                <w:bCs w:val="false"/>
-                <w:i w:val="false"/>
-                <w:iCs w:val="false"/>
-              </w:rPr>
-              <w:t xml:space="preserve">Required — unusable below </w:t>
+            <w:tcW w:type="dxa" w:w="4999"/>
+            <w:tcMar>
+              <w:top w:type="dxa" w:w="55"/>
+              <w:left w:type="dxa" w:w="90"/>
+              <w:bottom w:type="dxa" w:w="55"/>
+              <w:right w:type="dxa" w:w="90"/>
+            </w:tcMar>
+          </w:tcPr>
+          <w:p>
+            <w:pPr>
+              <w:spacing w:after="0" w:line="240"/>
+            </w:pPr>
+            <w:r>
+              <w:rPr>
+                <w:b w:val="false"/>
+                <w:bCs w:val="false"/>
+                <w:i w:val="false"/>
+                <w:iCs w:val="false"/>
+              </w:rPr>
+              <w:t xml:space="preserve">Required, unusable below </w:t>
             </w:r>
             <w:r>
               <w:rPr>
@@ -10587,7 +10587,7 @@
         </w:tc>
         <w:tc>
           <w:tcPr>
-            <w:tcW w:type="dxa" w:w="2419"/>
+            <w:tcW w:type="dxa" w:w="2446"/>
             <w:tcMar>
               <w:top w:type="dxa" w:w="55"/>
               <w:left w:type="dxa" w:w="90"/>
@@ -10614,7 +10614,7 @@
       <w:tr>
         <w:tc>
           <w:tcPr>
-            <w:tcW w:type="dxa" w:w="1893"/>
+            <w:tcW w:type="dxa" w:w="1915"/>
             <w:tcMar>
               <w:top w:type="dxa" w:w="55"/>
               <w:left w:type="dxa" w:w="90"/>
@@ -10639,7 +10639,7 @@
         </w:tc>
         <w:tc>
           <w:tcPr>
-            <w:tcW w:type="dxa" w:w="5048"/>
+            <w:tcW w:type="dxa" w:w="4999"/>
             <w:tcMar>
               <w:top w:type="dxa" w:w="55"/>
               <w:left w:type="dxa" w:w="90"/>
@@ -10664,26 +10664,26 @@
         </w:tc>
         <w:tc>
           <w:tcPr>
-            <w:tcW w:type="dxa" w:w="2419"/>
-            <w:tcMar>
-              <w:top w:type="dxa" w:w="55"/>
-              <w:left w:type="dxa" w:w="90"/>
-              <w:bottom w:type="dxa" w:w="55"/>
-              <w:right w:type="dxa" w:w="90"/>
-            </w:tcMar>
-          </w:tcPr>
-          <w:p>
-            <w:pPr>
-              <w:spacing w:after="0" w:line="240"/>
-            </w:pPr>
-            <w:r>
-              <w:rPr>
-                <w:b w:val="false"/>
-                <w:bCs w:val="false"/>
-                <w:i w:val="false"/>
-                <w:iCs w:val="false"/>
-              </w:rPr>
-              <w:t xml:space="preserve">None — omnidirectional</w:t>
+            <w:tcW w:type="dxa" w:w="2446"/>
+            <w:tcMar>
+              <w:top w:type="dxa" w:w="55"/>
+              <w:left w:type="dxa" w:w="90"/>
+              <w:bottom w:type="dxa" w:w="55"/>
+              <w:right w:type="dxa" w:w="90"/>
+            </w:tcMar>
+          </w:tcPr>
+          <w:p>
+            <w:pPr>
+              <w:spacing w:after="0" w:line="240"/>
+            </w:pPr>
+            <w:r>
+              <w:rPr>
+                <w:b w:val="false"/>
+                <w:bCs w:val="false"/>
+                <w:i w:val="false"/>
+                <w:iCs w:val="false"/>
+              </w:rPr>
+              <w:t xml:space="preserve">None, omnidirectional</w:t>
             </w:r>
           </w:p>
         </w:tc>
@@ -10691,7 +10691,7 @@
       <w:tr>
         <w:tc>
           <w:tcPr>
-            <w:tcW w:type="dxa" w:w="1893"/>
+            <w:tcW w:type="dxa" w:w="1915"/>
             <w:tcMar>
               <w:top w:type="dxa" w:w="55"/>
               <w:left w:type="dxa" w:w="90"/>
@@ -10716,7 +10716,7 @@
         </w:tc>
         <w:tc>
           <w:tcPr>
-            <w:tcW w:type="dxa" w:w="5048"/>
+            <w:tcW w:type="dxa" w:w="4999"/>
             <w:tcMar>
               <w:top w:type="dxa" w:w="55"/>
               <w:left w:type="dxa" w:w="90"/>
@@ -10763,7 +10763,7 @@
         </w:tc>
         <w:tc>
           <w:tcPr>
-            <w:tcW w:type="dxa" w:w="2419"/>
+            <w:tcW w:type="dxa" w:w="2446"/>
             <w:tcMar>
               <w:top w:type="dxa" w:w="55"/>
               <w:left w:type="dxa" w:w="90"/>
@@ -10790,7 +10790,7 @@
       <w:tr>
         <w:tc>
           <w:tcPr>
-            <w:tcW w:type="dxa" w:w="1893"/>
+            <w:tcW w:type="dxa" w:w="1915"/>
             <w:tcMar>
               <w:top w:type="dxa" w:w="55"/>
               <w:left w:type="dxa" w:w="90"/>
@@ -10815,7 +10815,7 @@
         </w:tc>
         <w:tc>
           <w:tcPr>
-            <w:tcW w:type="dxa" w:w="5048"/>
+            <w:tcW w:type="dxa" w:w="4999"/>
             <w:tcMar>
               <w:top w:type="dxa" w:w="55"/>
               <w:left w:type="dxa" w:w="90"/>
@@ -10853,26 +10853,26 @@
         </w:tc>
         <w:tc>
           <w:tcPr>
-            <w:tcW w:type="dxa" w:w="2419"/>
-            <w:tcMar>
-              <w:top w:type="dxa" w:w="55"/>
-              <w:left w:type="dxa" w:w="90"/>
-              <w:bottom w:type="dxa" w:w="55"/>
-              <w:right w:type="dxa" w:w="90"/>
-            </w:tcMar>
-          </w:tcPr>
-          <w:p>
-            <w:pPr>
-              <w:spacing w:after="0" w:line="240"/>
-            </w:pPr>
-            <w:r>
-              <w:rPr>
-                <w:b w:val="false"/>
-                <w:bCs w:val="false"/>
-                <w:i w:val="false"/>
-                <w:iCs w:val="false"/>
-              </w:rPr>
-              <w:t xml:space="preserve">—</w:t>
+            <w:tcW w:type="dxa" w:w="2446"/>
+            <w:tcMar>
+              <w:top w:type="dxa" w:w="55"/>
+              <w:left w:type="dxa" w:w="90"/>
+              <w:bottom w:type="dxa" w:w="55"/>
+              <w:right w:type="dxa" w:w="90"/>
+            </w:tcMar>
+          </w:tcPr>
+          <w:p>
+            <w:pPr>
+              <w:spacing w:after="0" w:line="240"/>
+            </w:pPr>
+            <w:r>
+              <w:rPr>
+                <w:b w:val="false"/>
+                <w:bCs w:val="false"/>
+                <w:i w:val="false"/>
+                <w:iCs w:val="false"/>
+              </w:rPr>
+              <w:t xml:space="preserve">-</w:t>
             </w:r>
           </w:p>
         </w:tc>
@@ -10880,7 +10880,7 @@
       <w:tr>
         <w:tc>
           <w:tcPr>
-            <w:tcW w:type="dxa" w:w="1893"/>
+            <w:tcW w:type="dxa" w:w="1915"/>
             <w:tcMar>
               <w:top w:type="dxa" w:w="55"/>
               <w:left w:type="dxa" w:w="90"/>
@@ -10905,7 +10905,7 @@
         </w:tc>
         <w:tc>
           <w:tcPr>
-            <w:tcW w:type="dxa" w:w="5048"/>
+            <w:tcW w:type="dxa" w:w="4999"/>
             <w:tcMar>
               <w:top w:type="dxa" w:w="55"/>
               <w:left w:type="dxa" w:w="90"/>
@@ -10943,7 +10943,7 @@
         </w:tc>
         <w:tc>
           <w:tcPr>
-            <w:tcW w:type="dxa" w:w="2419"/>
+            <w:tcW w:type="dxa" w:w="2446"/>
             <w:tcMar>
               <w:top w:type="dxa" w:w="55"/>
               <w:left w:type="dxa" w:w="90"/>
@@ -12443,7 +12443,7 @@
           <w:i w:val="false"/>
           <w:iCs w:val="false"/>
         </w:rPr>
-        <w:t xml:space="preserve"> — the whole 85-byte frame with room to spare — and the omni affords </w:t>
+        <w:t xml:space="preserve">, the whole 85-byte frame with room to spare, and the omni affords </w:t>
       </w:r>
       <w:r>
         <w:rPr>
@@ -12543,7 +12543,7 @@
           <w:i w:val="false"/>
           <w:iCs w:val="false"/>
         </w:rPr>
-        <w:t xml:space="preserve">, dropping the rest and reporting the count. Nothing is truncated — a partial channel would corrupt the frame — so the squeeze is felt as whole channels disappearing, which the ground sees immediately in the </w:t>
+        <w:t xml:space="preserve">, dropping the rest and reporting the count. Nothing is truncated, a partial channel would corrupt the frame, so the squeeze is felt as whole channels disappearing, which the ground sees immediately in the </w:t>
       </w:r>
       <w:r>
         <w:rPr>
@@ -12703,7 +12703,7 @@
           <w:i w:val="false"/>
           <w:iCs w:val="false"/>
         </w:rPr>
-        <w:t xml:space="preserve">. The third is the interesting one — the dish is steered against the star tracker's solution, so an unpowered tracker lets the error drift at </w:t>
+        <w:t xml:space="preserve">. The third is the interesting one, the dish is steered against the star tracker's solution, so an unpowered tracker lets the error drift at </w:t>
       </w:r>
       <w:r>
         <w:rPr>
@@ -12841,7 +12841,7 @@
           <w:i w:val="false"/>
           <w:iCs w:val="false"/>
         </w:rPr>
-        <w:t xml:space="preserve"> walks the dish back up to the jam and no further, however many times it is tried. This is intentional: the obvious operational response is the wrong one, and the lesson — Galileo's actual lesson — is that the fix was on the ground, in what the spacecraft chose to send.</w:t>
+        <w:t xml:space="preserve"> walks the dish back up to the jam and no further, however many times it is tried. This is intentional: the obvious operational response is the wrong one, and the lesson, Galileo's actual lesson, is that the fix was on the ground, in what the spacecraft chose to send.</w:t>
       </w:r>
     </w:p>
     <w:p>
@@ -12871,9 +12871,9 @@
         </w:tblBorders>
       </w:tblPr>
       <w:tblGrid>
-        <w:gridCol w:w="2397"/>
-        <w:gridCol w:w="4509"/>
-        <w:gridCol w:w="2454"/>
+        <w:gridCol w:w="2412"/>
+        <w:gridCol w:w="4479"/>
+        <w:gridCol w:w="2469"/>
       </w:tblGrid>
       <w:tr>
         <w:trPr>
@@ -12881,7 +12881,7 @@
         </w:trPr>
         <w:tc>
           <w:tcPr>
-            <w:tcW w:type="dxa" w:w="2397"/>
+            <w:tcW w:type="dxa" w:w="2412"/>
             <w:shd w:fill="D9E2F3" w:val="clear"/>
             <w:tcMar>
               <w:top w:type="dxa" w:w="55"/>
@@ -12907,7 +12907,7 @@
         </w:tc>
         <w:tc>
           <w:tcPr>
-            <w:tcW w:type="dxa" w:w="4509"/>
+            <w:tcW w:type="dxa" w:w="4479"/>
             <w:shd w:fill="D9E2F3" w:val="clear"/>
             <w:tcMar>
               <w:top w:type="dxa" w:w="55"/>
@@ -12933,7 +12933,7 @@
         </w:tc>
         <w:tc>
           <w:tcPr>
-            <w:tcW w:type="dxa" w:w="2454"/>
+            <w:tcW w:type="dxa" w:w="2469"/>
             <w:shd w:fill="D9E2F3" w:val="clear"/>
             <w:tcMar>
               <w:top w:type="dxa" w:w="55"/>
@@ -12961,7 +12961,7 @@
       <w:tr>
         <w:tc>
           <w:tcPr>
-            <w:tcW w:type="dxa" w:w="2397"/>
+            <w:tcW w:type="dxa" w:w="2412"/>
             <w:tcMar>
               <w:top w:type="dxa" w:w="55"/>
               <w:left w:type="dxa" w:w="90"/>
@@ -12986,7 +12986,7 @@
         </w:tc>
         <w:tc>
           <w:tcPr>
-            <w:tcW w:type="dxa" w:w="4509"/>
+            <w:tcW w:type="dxa" w:w="4479"/>
             <w:tcMar>
               <w:top w:type="dxa" w:w="55"/>
               <w:left w:type="dxa" w:w="90"/>
@@ -13037,26 +13037,26 @@
         </w:tc>
         <w:tc>
           <w:tcPr>
-            <w:tcW w:type="dxa" w:w="2454"/>
-            <w:tcMar>
-              <w:top w:type="dxa" w:w="55"/>
-              <w:left w:type="dxa" w:w="90"/>
-              <w:bottom w:type="dxa" w:w="55"/>
-              <w:right w:type="dxa" w:w="90"/>
-            </w:tcMar>
-          </w:tcPr>
-          <w:p>
-            <w:pPr>
-              <w:spacing w:after="0" w:line="240"/>
-            </w:pPr>
-            <w:r>
-              <w:rPr>
-                <w:b w:val="false"/>
-                <w:bCs w:val="false"/>
-                <w:i w:val="false"/>
-                <w:iCs w:val="false"/>
-              </w:rPr>
-              <w:t xml:space="preserve">operational — no patching</w:t>
+            <w:tcW w:type="dxa" w:w="2469"/>
+            <w:tcMar>
+              <w:top w:type="dxa" w:w="55"/>
+              <w:left w:type="dxa" w:w="90"/>
+              <w:bottom w:type="dxa" w:w="55"/>
+              <w:right w:type="dxa" w:w="90"/>
+            </w:tcMar>
+          </w:tcPr>
+          <w:p>
+            <w:pPr>
+              <w:spacing w:after="0" w:line="240"/>
+            </w:pPr>
+            <w:r>
+              <w:rPr>
+                <w:b w:val="false"/>
+                <w:bCs w:val="false"/>
+                <w:i w:val="false"/>
+                <w:iCs w:val="false"/>
+              </w:rPr>
+              <w:t xml:space="preserve">operational, no patching</w:t>
             </w:r>
           </w:p>
         </w:tc>
@@ -13064,7 +13064,7 @@
       <w:tr>
         <w:tc>
           <w:tcPr>
-            <w:tcW w:type="dxa" w:w="2397"/>
+            <w:tcW w:type="dxa" w:w="2412"/>
             <w:tcMar>
               <w:top w:type="dxa" w:w="55"/>
               <w:left w:type="dxa" w:w="90"/>
@@ -13089,7 +13089,7 @@
         </w:tc>
         <w:tc>
           <w:tcPr>
-            <w:tcW w:type="dxa" w:w="4509"/>
+            <w:tcW w:type="dxa" w:w="4479"/>
             <w:tcMar>
               <w:top w:type="dxa" w:w="55"/>
               <w:left w:type="dxa" w:w="90"/>
@@ -13118,26 +13118,26 @@
         </w:tc>
         <w:tc>
           <w:tcPr>
-            <w:tcW w:type="dxa" w:w="2454"/>
-            <w:tcMar>
-              <w:top w:type="dxa" w:w="55"/>
-              <w:left w:type="dxa" w:w="90"/>
-              <w:bottom w:type="dxa" w:w="55"/>
-              <w:right w:type="dxa" w:w="90"/>
-            </w:tcMar>
-          </w:tcPr>
-          <w:p>
-            <w:pPr>
-              <w:spacing w:after="0" w:line="240"/>
-            </w:pPr>
-            <w:r>
-              <w:rPr>
-                <w:b w:val="false"/>
-                <w:bCs w:val="false"/>
-                <w:i w:val="false"/>
-                <w:iCs w:val="false"/>
-              </w:rPr>
-              <w:t xml:space="preserve">operational — and a dead end</w:t>
+            <w:tcW w:type="dxa" w:w="2469"/>
+            <w:tcMar>
+              <w:top w:type="dxa" w:w="55"/>
+              <w:left w:type="dxa" w:w="90"/>
+              <w:bottom w:type="dxa" w:w="55"/>
+              <w:right w:type="dxa" w:w="90"/>
+            </w:tcMar>
+          </w:tcPr>
+          <w:p>
+            <w:pPr>
+              <w:spacing w:after="0" w:line="240"/>
+            </w:pPr>
+            <w:r>
+              <w:rPr>
+                <w:b w:val="false"/>
+                <w:bCs w:val="false"/>
+                <w:i w:val="false"/>
+                <w:iCs w:val="false"/>
+              </w:rPr>
+              <w:t xml:space="preserve">operational, and a dead end</w:t>
             </w:r>
           </w:p>
         </w:tc>
@@ -13145,7 +13145,7 @@
       <w:tr>
         <w:tc>
           <w:tcPr>
-            <w:tcW w:type="dxa" w:w="2397"/>
+            <w:tcW w:type="dxa" w:w="2412"/>
             <w:tcMar>
               <w:top w:type="dxa" w:w="55"/>
               <w:left w:type="dxa" w:w="90"/>
@@ -13170,7 +13170,7 @@
         </w:tc>
         <w:tc>
           <w:tcPr>
-            <w:tcW w:type="dxa" w:w="4509"/>
+            <w:tcW w:type="dxa" w:w="4479"/>
             <w:tcMar>
               <w:top w:type="dxa" w:w="55"/>
               <w:left w:type="dxa" w:w="90"/>
@@ -13202,13 +13202,13 @@
                 <w:i w:val="false"/>
                 <w:iCs w:val="false"/>
               </w:rPr>
-              <w:t xml:space="preserve"> — the emission order, a byte array in RAM</w:t>
-            </w:r>
-          </w:p>
-        </w:tc>
-        <w:tc>
-          <w:tcPr>
-            <w:tcW w:type="dxa" w:w="2454"/>
+              <w:t xml:space="preserve">, the emission order, a byte array in RAM</w:t>
+            </w:r>
+          </w:p>
+        </w:tc>
+        <w:tc>
+          <w:tcPr>
+            <w:tcW w:type="dxa" w:w="2469"/>
             <w:tcMar>
               <w:top w:type="dxa" w:w="55"/>
               <w:left w:type="dxa" w:w="90"/>
@@ -13244,7 +13244,7 @@
       <w:tr>
         <w:tc>
           <w:tcPr>
-            <w:tcW w:type="dxa" w:w="2397"/>
+            <w:tcW w:type="dxa" w:w="2412"/>
             <w:tcMar>
               <w:top w:type="dxa" w:w="55"/>
               <w:left w:type="dxa" w:w="90"/>
@@ -13269,7 +13269,7 @@
         </w:tc>
         <w:tc>
           <w:tcPr>
-            <w:tcW w:type="dxa" w:w="4509"/>
+            <w:tcW w:type="dxa" w:w="4479"/>
             <w:tcMar>
               <w:top w:type="dxa" w:w="55"/>
               <w:left w:type="dxa" w:w="90"/>
@@ -13301,13 +13301,13 @@
                 <w:i w:val="false"/>
                 <w:iCs w:val="false"/>
               </w:rPr>
-              <w:t xml:space="preserve"> — a slower cadence, a bigger budget</w:t>
-            </w:r>
-          </w:p>
-        </w:tc>
-        <w:tc>
-          <w:tcPr>
-            <w:tcW w:type="dxa" w:w="2454"/>
+              <w:t xml:space="preserve">, a slower cadence, a bigger budget</w:t>
+            </w:r>
+          </w:p>
+        </w:tc>
+        <w:tc>
+          <w:tcPr>
+            <w:tcW w:type="dxa" w:w="2469"/>
             <w:tcMar>
               <w:top w:type="dxa" w:w="55"/>
               <w:left w:type="dxa" w:w="90"/>
@@ -13334,7 +13334,7 @@
       <w:tr>
         <w:tc>
           <w:tcPr>
-            <w:tcW w:type="dxa" w:w="2397"/>
+            <w:tcW w:type="dxa" w:w="2412"/>
             <w:tcMar>
               <w:top w:type="dxa" w:w="55"/>
               <w:left w:type="dxa" w:w="90"/>
@@ -13359,7 +13359,7 @@
         </w:tc>
         <w:tc>
           <w:tcPr>
-            <w:tcW w:type="dxa" w:w="4509"/>
+            <w:tcW w:type="dxa" w:w="4479"/>
             <w:tcMar>
               <w:top w:type="dxa" w:w="55"/>
               <w:left w:type="dxa" w:w="90"/>
@@ -13388,7 +13388,7 @@
         </w:tc>
         <w:tc>
           <w:tcPr>
-            <w:tcW w:type="dxa" w:w="2454"/>
+            <w:tcW w:type="dxa" w:w="2469"/>
             <w:tcMar>
               <w:top w:type="dxa" w:w="55"/>
               <w:left w:type="dxa" w:w="90"/>
@@ -13415,7 +13415,7 @@
       <w:tr>
         <w:tc>
           <w:tcPr>
-            <w:tcW w:type="dxa" w:w="2397"/>
+            <w:tcW w:type="dxa" w:w="2412"/>
             <w:tcMar>
               <w:top w:type="dxa" w:w="55"/>
               <w:left w:type="dxa" w:w="90"/>
@@ -13440,7 +13440,7 @@
         </w:tc>
         <w:tc>
           <w:tcPr>
-            <w:tcW w:type="dxa" w:w="4509"/>
+            <w:tcW w:type="dxa" w:w="4479"/>
             <w:tcMar>
               <w:top w:type="dxa" w:w="55"/>
               <w:left w:type="dxa" w:w="90"/>
@@ -13500,7 +13500,7 @@
         </w:tc>
         <w:tc>
           <w:tcPr>
-            <w:tcW w:type="dxa" w:w="2454"/>
+            <w:tcW w:type="dxa" w:w="2469"/>
             <w:tcMar>
               <w:top w:type="dxa" w:w="55"/>
               <w:left w:type="dxa" w:w="90"/>
@@ -13527,7 +13527,7 @@
       <w:tr>
         <w:tc>
           <w:tcPr>
-            <w:tcW w:type="dxa" w:w="2397"/>
+            <w:tcW w:type="dxa" w:w="2412"/>
             <w:tcMar>
               <w:top w:type="dxa" w:w="55"/>
               <w:left w:type="dxa" w:w="90"/>
@@ -13552,7 +13552,7 @@
         </w:tc>
         <w:tc>
           <w:tcPr>
-            <w:tcW w:type="dxa" w:w="4509"/>
+            <w:tcW w:type="dxa" w:w="4479"/>
             <w:tcMar>
               <w:top w:type="dxa" w:w="55"/>
               <w:left w:type="dxa" w:w="90"/>
@@ -13581,7 +13581,7 @@
         </w:tc>
         <w:tc>
           <w:tcPr>
-            <w:tcW w:type="dxa" w:w="2454"/>
+            <w:tcW w:type="dxa" w:w="2469"/>
             <w:tcMar>
               <w:top w:type="dxa" w:w="55"/>
               <w:left w:type="dxa" w:w="90"/>
@@ -13608,7 +13608,7 @@
       <w:tr>
         <w:tc>
           <w:tcPr>
-            <w:tcW w:type="dxa" w:w="2397"/>
+            <w:tcW w:type="dxa" w:w="2412"/>
             <w:tcMar>
               <w:top w:type="dxa" w:w="55"/>
               <w:left w:type="dxa" w:w="90"/>
@@ -13633,7 +13633,7 @@
         </w:tc>
         <w:tc>
           <w:tcPr>
-            <w:tcW w:type="dxa" w:w="4509"/>
+            <w:tcW w:type="dxa" w:w="4479"/>
             <w:tcMar>
               <w:top w:type="dxa" w:w="55"/>
               <w:left w:type="dxa" w:w="90"/>
@@ -13671,7 +13671,7 @@
         </w:tc>
         <w:tc>
           <w:tcPr>
-            <w:tcW w:type="dxa" w:w="2454"/>
+            <w:tcW w:type="dxa" w:w="2469"/>
             <w:tcMar>
               <w:top w:type="dxa" w:w="55"/>
               <w:left w:type="dxa" w:w="90"/>
@@ -13698,7 +13698,7 @@
       <w:tr>
         <w:tc>
           <w:tcPr>
-            <w:tcW w:type="dxa" w:w="2397"/>
+            <w:tcW w:type="dxa" w:w="2412"/>
             <w:tcMar>
               <w:top w:type="dxa" w:w="55"/>
               <w:left w:type="dxa" w:w="90"/>
@@ -13723,7 +13723,7 @@
         </w:tc>
         <w:tc>
           <w:tcPr>
-            <w:tcW w:type="dxa" w:w="4509"/>
+            <w:tcW w:type="dxa" w:w="4479"/>
             <w:tcMar>
               <w:top w:type="dxa" w:w="55"/>
               <w:left w:type="dxa" w:w="90"/>
@@ -13783,7 +13783,7 @@
         </w:tc>
         <w:tc>
           <w:tcPr>
-            <w:tcW w:type="dxa" w:w="2454"/>
+            <w:tcW w:type="dxa" w:w="2469"/>
             <w:tcMar>
               <w:top w:type="dxa" w:w="55"/>
               <w:left w:type="dxa" w:w="90"/>
@@ -13810,7 +13810,7 @@
       <w:tr>
         <w:tc>
           <w:tcPr>
-            <w:tcW w:type="dxa" w:w="2397"/>
+            <w:tcW w:type="dxa" w:w="2412"/>
             <w:tcMar>
               <w:top w:type="dxa" w:w="55"/>
               <w:left w:type="dxa" w:w="90"/>
@@ -13835,32 +13835,32 @@
         </w:tc>
         <w:tc>
           <w:tcPr>
-            <w:tcW w:type="dxa" w:w="4509"/>
-            <w:tcMar>
-              <w:top w:type="dxa" w:w="55"/>
-              <w:left w:type="dxa" w:w="90"/>
-              <w:bottom w:type="dxa" w:w="55"/>
-              <w:right w:type="dxa" w:w="90"/>
-            </w:tcMar>
-          </w:tcPr>
-          <w:p>
-            <w:pPr>
-              <w:spacing w:after="0" w:line="240"/>
-            </w:pPr>
-            <w:r>
-              <w:rPr>
-                <w:b w:val="false"/>
-                <w:bCs w:val="false"/>
-                <w:i w:val="false"/>
-                <w:iCs w:val="false"/>
-              </w:rPr>
-              <w:t xml:space="preserve">power down sensors, so their channels stop competing — but not the star tracker</w:t>
-            </w:r>
-          </w:p>
-        </w:tc>
-        <w:tc>
-          <w:tcPr>
-            <w:tcW w:type="dxa" w:w="2454"/>
+            <w:tcW w:type="dxa" w:w="4479"/>
+            <w:tcMar>
+              <w:top w:type="dxa" w:w="55"/>
+              <w:left w:type="dxa" w:w="90"/>
+              <w:bottom w:type="dxa" w:w="55"/>
+              <w:right w:type="dxa" w:w="90"/>
+            </w:tcMar>
+          </w:tcPr>
+          <w:p>
+            <w:pPr>
+              <w:spacing w:after="0" w:line="240"/>
+            </w:pPr>
+            <w:r>
+              <w:rPr>
+                <w:b w:val="false"/>
+                <w:bCs w:val="false"/>
+                <w:i w:val="false"/>
+                <w:iCs w:val="false"/>
+              </w:rPr>
+              <w:t xml:space="preserve">power down sensors, so their channels stop competing, but not the star tracker</w:t>
+            </w:r>
+          </w:p>
+        </w:tc>
+        <w:tc>
+          <w:tcPr>
+            <w:tcW w:type="dxa" w:w="2469"/>
             <w:tcMar>
               <w:top w:type="dxa" w:w="55"/>
               <w:left w:type="dxa" w:w="90"/>
@@ -13945,7 +13945,7 @@
           <w:i w:val="false"/>
           <w:iCs w:val="false"/>
         </w:rPr>
-        <w:t xml:space="preserve"> (never), so a scenario schedules the failure. Because the selection is re-evaluated every cycle, clearing the cause restores the high gain — the fallback is a </w:t>
+        <w:t xml:space="preserve"> (never), so a scenario schedules the failure. Because the selection is re-evaluated every cycle, clearing the cause restores the high gain: the fallback is a </w:t>
       </w:r>
       <w:r>
         <w:rPr>
@@ -14028,7 +14028,7 @@
           <w:i w:val="false"/>
           <w:iCs w:val="false"/>
         </w:rPr>
-        <w:t xml:space="preserve"> — jump out of a function into spare memory, run new instructions, and return into the original body.</w:t>
+        <w:t xml:space="preserve">, jump out of a function into spare memory, run new instructions, and return into the original body.</w:t>
       </w:r>
     </w:p>
     <w:p>
@@ -14787,7 +14787,7 @@
           <w:i w:val="false"/>
           <w:iCs w:val="false"/>
         </w:rPr>
-        <w:t xml:space="preserve"> — the patch site is simply </w:t>
+        <w:t xml:space="preserve">: the patch site is simply </w:t>
       </w:r>
       <w:r>
         <w:rPr>
@@ -15178,7 +15178,7 @@
           <w:i w:val="false"/>
           <w:iCs w:val="false"/>
         </w:rPr>
-        <w:t xml:space="preserve"> The pads make the technique approachable, and removing them makes it authentic — a scenario can escalate deliberately:</w:t>
+        <w:t xml:space="preserve"> The pads make the technique approachable, and removing them makes it authentic: a scenario can escalate deliberately:</w:t>
       </w:r>
     </w:p>
     <w:p>
@@ -15206,7 +15206,7 @@
           <w:i w:val="false"/>
           <w:iCs w:val="false"/>
         </w:rPr>
-        <w:t xml:space="preserve"> — no assembly at all: repoint a task-table </w:t>
+        <w:t xml:space="preserve">: no assembly at all: repoint a task-table </w:t>
       </w:r>
       <w:r>
         <w:rPr>
@@ -15256,7 +15256,7 @@
           <w:i w:val="false"/>
           <w:iCs w:val="false"/>
         </w:rPr>
-        <w:t xml:space="preserve"> — the pad detour above: overwrite only NOPs, resume at </w:t>
+        <w:t xml:space="preserve">: the pad detour above: overwrite only NOPs, resume at </w:t>
       </w:r>
       <w:r>
         <w:rPr>
@@ -15306,7 +15306,7 @@
           <w:i w:val="false"/>
           <w:iCs w:val="false"/>
         </w:rPr>
-        <w:t xml:space="preserve"> — patch a function with no pad: overwrite real instructions, relocate the stolen ones into the cave, and resume mid-function. This is where PC-relative operands must be recognized and rewritten, and where a mistake earns a watchdog reset (§10) rather than a corrupted mission.</w:t>
+        <w:t xml:space="preserve">: patch a function with no pad: overwrite real instructions, relocate the stolen ones into the cave, and resume mid-function. This is where PC-relative operands must be recognized and rewritten, and where a mistake earns a watchdog reset (§10) rather than a corrupted mission.</w:t>
       </w:r>
     </w:p>
     <w:p>
@@ -15321,7 +15321,7 @@
           <w:i w:val="false"/>
           <w:iCs w:val="false"/>
         </w:rPr>
-        <w:t xml:space="preserve">7. Application Structure — Cooperative Scheduler</w:t>
+        <w:t xml:space="preserve">7. Application Structure, Cooperative Scheduler</w:t>
       </w:r>
     </w:p>
     <w:p>
@@ -16127,7 +16127,7 @@
           <w:i w:val="false"/>
           <w:iCs w:val="false"/>
         </w:rPr>
-        <w:t xml:space="preserve"> a handler pointer and flags into an empty slot. The main loop validates nothing — a bad pointer hard-faults, the watchdog fires, and the probe recovers (C2).</w:t>
+        <w:t xml:space="preserve"> a handler pointer and flags into an empty slot. The main loop validates nothing, a bad pointer hard-faults, the watchdog fires, and the probe recovers (C2).</w:t>
       </w:r>
     </w:p>
     <w:p>
@@ -16210,7 +16210,7 @@
           <w:i w:val="false"/>
           <w:iCs w:val="false"/>
         </w:rPr>
-        <w:t xml:space="preserve"> — ASCII, space-delimited, terminated </w:t>
+        <w:t xml:space="preserve">: ASCII, space-delimited, terminated </w:t>
       </w:r>
       <w:r>
         <w:rPr>
@@ -16293,9 +16293,9 @@
       </w:tblPr>
       <w:tblGrid>
         <w:gridCol w:w="1050"/>
-        <w:gridCol w:w="1162"/>
-        <w:gridCol w:w="5018"/>
-        <w:gridCol w:w="2130"/>
+        <w:gridCol w:w="1170"/>
+        <w:gridCol w:w="4995"/>
+        <w:gridCol w:w="2145"/>
       </w:tblGrid>
       <w:tr>
         <w:trPr>
@@ -16329,7 +16329,7 @@
         </w:tc>
         <w:tc>
           <w:tcPr>
-            <w:tcW w:type="dxa" w:w="1162"/>
+            <w:tcW w:type="dxa" w:w="1170"/>
             <w:shd w:fill="D9E2F3" w:val="clear"/>
             <w:tcMar>
               <w:top w:type="dxa" w:w="55"/>
@@ -16355,7 +16355,7 @@
         </w:tc>
         <w:tc>
           <w:tcPr>
-            <w:tcW w:type="dxa" w:w="5018"/>
+            <w:tcW w:type="dxa" w:w="4995"/>
             <w:shd w:fill="D9E2F3" w:val="clear"/>
             <w:tcMar>
               <w:top w:type="dxa" w:w="55"/>
@@ -16381,7 +16381,7 @@
         </w:tc>
         <w:tc>
           <w:tcPr>
-            <w:tcW w:type="dxa" w:w="2130"/>
+            <w:tcW w:type="dxa" w:w="2145"/>
             <w:shd w:fill="D9E2F3" w:val="clear"/>
             <w:tcMar>
               <w:top w:type="dxa" w:w="55"/>
@@ -16438,32 +16438,32 @@
         </w:tc>
         <w:tc>
           <w:tcPr>
-            <w:tcW w:type="dxa" w:w="1162"/>
-            <w:tcMar>
-              <w:top w:type="dxa" w:w="55"/>
-              <w:left w:type="dxa" w:w="90"/>
-              <w:bottom w:type="dxa" w:w="55"/>
-              <w:right w:type="dxa" w:w="90"/>
-            </w:tcMar>
-          </w:tcPr>
-          <w:p>
-            <w:pPr>
-              <w:spacing w:after="0" w:line="240"/>
-            </w:pPr>
-            <w:r>
-              <w:rPr>
-                <w:b w:val="false"/>
-                <w:bCs w:val="false"/>
-                <w:i w:val="false"/>
-                <w:iCs w:val="false"/>
-              </w:rPr>
-              <w:t xml:space="preserve">—</w:t>
-            </w:r>
-          </w:p>
-        </w:tc>
-        <w:tc>
-          <w:tcPr>
-            <w:tcW w:type="dxa" w:w="5018"/>
+            <w:tcW w:type="dxa" w:w="1170"/>
+            <w:tcMar>
+              <w:top w:type="dxa" w:w="55"/>
+              <w:left w:type="dxa" w:w="90"/>
+              <w:bottom w:type="dxa" w:w="55"/>
+              <w:right w:type="dxa" w:w="90"/>
+            </w:tcMar>
+          </w:tcPr>
+          <w:p>
+            <w:pPr>
+              <w:spacing w:after="0" w:line="240"/>
+            </w:pPr>
+            <w:r>
+              <w:rPr>
+                <w:b w:val="false"/>
+                <w:bCs w:val="false"/>
+                <w:i w:val="false"/>
+                <w:iCs w:val="false"/>
+              </w:rPr>
+              <w:t xml:space="preserve">-</w:t>
+            </w:r>
+          </w:p>
+        </w:tc>
+        <w:tc>
+          <w:tcPr>
+            <w:tcW w:type="dxa" w:w="4995"/>
             <w:tcMar>
               <w:top w:type="dxa" w:w="55"/>
               <w:left w:type="dxa" w:w="90"/>
@@ -16488,7 +16488,7 @@
         </w:tc>
         <w:tc>
           <w:tcPr>
-            <w:tcW w:type="dxa" w:w="2130"/>
+            <w:tcW w:type="dxa" w:w="2145"/>
             <w:tcMar>
               <w:top w:type="dxa" w:w="55"/>
               <w:left w:type="dxa" w:w="90"/>
@@ -16548,7 +16548,7 @@
         </w:tc>
         <w:tc>
           <w:tcPr>
-            <w:tcW w:type="dxa" w:w="1162"/>
+            <w:tcW w:type="dxa" w:w="1170"/>
             <w:tcMar>
               <w:top w:type="dxa" w:w="55"/>
               <w:left w:type="dxa" w:w="90"/>
@@ -16573,7 +16573,7 @@
         </w:tc>
         <w:tc>
           <w:tcPr>
-            <w:tcW w:type="dxa" w:w="5018"/>
+            <w:tcW w:type="dxa" w:w="4995"/>
             <w:tcMar>
               <w:top w:type="dxa" w:w="55"/>
               <w:left w:type="dxa" w:w="90"/>
@@ -16598,7 +16598,7 @@
         </w:tc>
         <w:tc>
           <w:tcPr>
-            <w:tcW w:type="dxa" w:w="2130"/>
+            <w:tcW w:type="dxa" w:w="2145"/>
             <w:tcMar>
               <w:top w:type="dxa" w:w="55"/>
               <w:left w:type="dxa" w:w="90"/>
@@ -16658,7 +16658,7 @@
         </w:tc>
         <w:tc>
           <w:tcPr>
-            <w:tcW w:type="dxa" w:w="1162"/>
+            <w:tcW w:type="dxa" w:w="1170"/>
             <w:tcMar>
               <w:top w:type="dxa" w:w="55"/>
               <w:left w:type="dxa" w:w="90"/>
@@ -16683,7 +16683,7 @@
         </w:tc>
         <w:tc>
           <w:tcPr>
-            <w:tcW w:type="dxa" w:w="5018"/>
+            <w:tcW w:type="dxa" w:w="4995"/>
             <w:tcMar>
               <w:top w:type="dxa" w:w="55"/>
               <w:left w:type="dxa" w:w="90"/>
@@ -16708,7 +16708,7 @@
         </w:tc>
         <w:tc>
           <w:tcPr>
-            <w:tcW w:type="dxa" w:w="2130"/>
+            <w:tcW w:type="dxa" w:w="2145"/>
             <w:tcMar>
               <w:top w:type="dxa" w:w="55"/>
               <w:left w:type="dxa" w:w="90"/>
@@ -16768,32 +16768,32 @@
         </w:tc>
         <w:tc>
           <w:tcPr>
-            <w:tcW w:type="dxa" w:w="1162"/>
-            <w:tcMar>
-              <w:top w:type="dxa" w:w="55"/>
-              <w:left w:type="dxa" w:w="90"/>
-              <w:bottom w:type="dxa" w:w="55"/>
-              <w:right w:type="dxa" w:w="90"/>
-            </w:tcMar>
-          </w:tcPr>
-          <w:p>
-            <w:pPr>
-              <w:spacing w:after="0" w:line="240"/>
-            </w:pPr>
-            <w:r>
-              <w:rPr>
-                <w:b w:val="false"/>
-                <w:bCs w:val="false"/>
-                <w:i w:val="false"/>
-                <w:iCs w:val="false"/>
-              </w:rPr>
-              <w:t xml:space="preserve">—</w:t>
-            </w:r>
-          </w:p>
-        </w:tc>
-        <w:tc>
-          <w:tcPr>
-            <w:tcW w:type="dxa" w:w="5018"/>
+            <w:tcW w:type="dxa" w:w="1170"/>
+            <w:tcMar>
+              <w:top w:type="dxa" w:w="55"/>
+              <w:left w:type="dxa" w:w="90"/>
+              <w:bottom w:type="dxa" w:w="55"/>
+              <w:right w:type="dxa" w:w="90"/>
+            </w:tcMar>
+          </w:tcPr>
+          <w:p>
+            <w:pPr>
+              <w:spacing w:after="0" w:line="240"/>
+            </w:pPr>
+            <w:r>
+              <w:rPr>
+                <w:b w:val="false"/>
+                <w:bCs w:val="false"/>
+                <w:i w:val="false"/>
+                <w:iCs w:val="false"/>
+              </w:rPr>
+              <w:t xml:space="preserve">-</w:t>
+            </w:r>
+          </w:p>
+        </w:tc>
+        <w:tc>
+          <w:tcPr>
+            <w:tcW w:type="dxa" w:w="4995"/>
             <w:tcMar>
               <w:top w:type="dxa" w:w="55"/>
               <w:left w:type="dxa" w:w="90"/>
@@ -16818,7 +16818,7 @@
         </w:tc>
         <w:tc>
           <w:tcPr>
-            <w:tcW w:type="dxa" w:w="2130"/>
+            <w:tcW w:type="dxa" w:w="2145"/>
             <w:tcMar>
               <w:top w:type="dxa" w:w="55"/>
               <w:left w:type="dxa" w:w="90"/>
@@ -16878,32 +16878,32 @@
         </w:tc>
         <w:tc>
           <w:tcPr>
-            <w:tcW w:type="dxa" w:w="1162"/>
-            <w:tcMar>
-              <w:top w:type="dxa" w:w="55"/>
-              <w:left w:type="dxa" w:w="90"/>
-              <w:bottom w:type="dxa" w:w="55"/>
-              <w:right w:type="dxa" w:w="90"/>
-            </w:tcMar>
-          </w:tcPr>
-          <w:p>
-            <w:pPr>
-              <w:spacing w:after="0" w:line="240"/>
-            </w:pPr>
-            <w:r>
-              <w:rPr>
-                <w:b w:val="false"/>
-                <w:bCs w:val="false"/>
-                <w:i w:val="false"/>
-                <w:iCs w:val="false"/>
-              </w:rPr>
-              <w:t xml:space="preserve">—</w:t>
-            </w:r>
-          </w:p>
-        </w:tc>
-        <w:tc>
-          <w:tcPr>
-            <w:tcW w:type="dxa" w:w="5018"/>
+            <w:tcW w:type="dxa" w:w="1170"/>
+            <w:tcMar>
+              <w:top w:type="dxa" w:w="55"/>
+              <w:left w:type="dxa" w:w="90"/>
+              <w:bottom w:type="dxa" w:w="55"/>
+              <w:right w:type="dxa" w:w="90"/>
+            </w:tcMar>
+          </w:tcPr>
+          <w:p>
+            <w:pPr>
+              <w:spacing w:after="0" w:line="240"/>
+            </w:pPr>
+            <w:r>
+              <w:rPr>
+                <w:b w:val="false"/>
+                <w:bCs w:val="false"/>
+                <w:i w:val="false"/>
+                <w:iCs w:val="false"/>
+              </w:rPr>
+              <w:t xml:space="preserve">-</w:t>
+            </w:r>
+          </w:p>
+        </w:tc>
+        <w:tc>
+          <w:tcPr>
+            <w:tcW w:type="dxa" w:w="4995"/>
             <w:tcMar>
               <w:top w:type="dxa" w:w="55"/>
               <w:left w:type="dxa" w:w="90"/>
@@ -16928,7 +16928,7 @@
         </w:tc>
         <w:tc>
           <w:tcPr>
-            <w:tcW w:type="dxa" w:w="2130"/>
+            <w:tcW w:type="dxa" w:w="2145"/>
             <w:tcMar>
               <w:top w:type="dxa" w:w="55"/>
               <w:left w:type="dxa" w:w="90"/>
@@ -16988,32 +16988,32 @@
         </w:tc>
         <w:tc>
           <w:tcPr>
-            <w:tcW w:type="dxa" w:w="1162"/>
-            <w:tcMar>
-              <w:top w:type="dxa" w:w="55"/>
-              <w:left w:type="dxa" w:w="90"/>
-              <w:bottom w:type="dxa" w:w="55"/>
-              <w:right w:type="dxa" w:w="90"/>
-            </w:tcMar>
-          </w:tcPr>
-          <w:p>
-            <w:pPr>
-              <w:spacing w:after="0" w:line="240"/>
-            </w:pPr>
-            <w:r>
-              <w:rPr>
-                <w:b w:val="false"/>
-                <w:bCs w:val="false"/>
-                <w:i w:val="false"/>
-                <w:iCs w:val="false"/>
-              </w:rPr>
-              <w:t xml:space="preserve">—</w:t>
-            </w:r>
-          </w:p>
-        </w:tc>
-        <w:tc>
-          <w:tcPr>
-            <w:tcW w:type="dxa" w:w="5018"/>
+            <w:tcW w:type="dxa" w:w="1170"/>
+            <w:tcMar>
+              <w:top w:type="dxa" w:w="55"/>
+              <w:left w:type="dxa" w:w="90"/>
+              <w:bottom w:type="dxa" w:w="55"/>
+              <w:right w:type="dxa" w:w="90"/>
+            </w:tcMar>
+          </w:tcPr>
+          <w:p>
+            <w:pPr>
+              <w:spacing w:after="0" w:line="240"/>
+            </w:pPr>
+            <w:r>
+              <w:rPr>
+                <w:b w:val="false"/>
+                <w:bCs w:val="false"/>
+                <w:i w:val="false"/>
+                <w:iCs w:val="false"/>
+              </w:rPr>
+              <w:t xml:space="preserve">-</w:t>
+            </w:r>
+          </w:p>
+        </w:tc>
+        <w:tc>
+          <w:tcPr>
+            <w:tcW w:type="dxa" w:w="4995"/>
             <w:tcMar>
               <w:top w:type="dxa" w:w="55"/>
               <w:left w:type="dxa" w:w="90"/>
@@ -17038,7 +17038,7 @@
         </w:tc>
         <w:tc>
           <w:tcPr>
-            <w:tcW w:type="dxa" w:w="2130"/>
+            <w:tcW w:type="dxa" w:w="2145"/>
             <w:tcMar>
               <w:top w:type="dxa" w:w="55"/>
               <w:left w:type="dxa" w:w="90"/>
@@ -17098,7 +17098,7 @@
         </w:tc>
         <w:tc>
           <w:tcPr>
-            <w:tcW w:type="dxa" w:w="1162"/>
+            <w:tcW w:type="dxa" w:w="1170"/>
             <w:tcMar>
               <w:top w:type="dxa" w:w="55"/>
               <w:left w:type="dxa" w:w="90"/>
@@ -17123,7 +17123,7 @@
         </w:tc>
         <w:tc>
           <w:tcPr>
-            <w:tcW w:type="dxa" w:w="5018"/>
+            <w:tcW w:type="dxa" w:w="4995"/>
             <w:tcMar>
               <w:top w:type="dxa" w:w="55"/>
               <w:left w:type="dxa" w:w="90"/>
@@ -17179,7 +17179,7 @@
         </w:tc>
         <w:tc>
           <w:tcPr>
-            <w:tcW w:type="dxa" w:w="2130"/>
+            <w:tcW w:type="dxa" w:w="2145"/>
             <w:tcMar>
               <w:top w:type="dxa" w:w="55"/>
               <w:left w:type="dxa" w:w="90"/>
@@ -17261,32 +17261,32 @@
         </w:tc>
         <w:tc>
           <w:tcPr>
-            <w:tcW w:type="dxa" w:w="1162"/>
-            <w:tcMar>
-              <w:top w:type="dxa" w:w="55"/>
-              <w:left w:type="dxa" w:w="90"/>
-              <w:bottom w:type="dxa" w:w="55"/>
-              <w:right w:type="dxa" w:w="90"/>
-            </w:tcMar>
-          </w:tcPr>
-          <w:p>
-            <w:pPr>
-              <w:spacing w:after="0" w:line="240"/>
-            </w:pPr>
-            <w:r>
-              <w:rPr>
-                <w:b w:val="false"/>
-                <w:bCs w:val="false"/>
-                <w:i w:val="false"/>
-                <w:iCs w:val="false"/>
-              </w:rPr>
-              <w:t xml:space="preserve">—</w:t>
-            </w:r>
-          </w:p>
-        </w:tc>
-        <w:tc>
-          <w:tcPr>
-            <w:tcW w:type="dxa" w:w="5018"/>
+            <w:tcW w:type="dxa" w:w="1170"/>
+            <w:tcMar>
+              <w:top w:type="dxa" w:w="55"/>
+              <w:left w:type="dxa" w:w="90"/>
+              <w:bottom w:type="dxa" w:w="55"/>
+              <w:right w:type="dxa" w:w="90"/>
+            </w:tcMar>
+          </w:tcPr>
+          <w:p>
+            <w:pPr>
+              <w:spacing w:after="0" w:line="240"/>
+            </w:pPr>
+            <w:r>
+              <w:rPr>
+                <w:b w:val="false"/>
+                <w:bCs w:val="false"/>
+                <w:i w:val="false"/>
+                <w:iCs w:val="false"/>
+              </w:rPr>
+              <w:t xml:space="preserve">-</w:t>
+            </w:r>
+          </w:p>
+        </w:tc>
+        <w:tc>
+          <w:tcPr>
+            <w:tcW w:type="dxa" w:w="4995"/>
             <w:tcMar>
               <w:top w:type="dxa" w:w="55"/>
               <w:left w:type="dxa" w:w="90"/>
@@ -17342,7 +17342,7 @@
         </w:tc>
         <w:tc>
           <w:tcPr>
-            <w:tcW w:type="dxa" w:w="2130"/>
+            <w:tcW w:type="dxa" w:w="2145"/>
             <w:tcMar>
               <w:top w:type="dxa" w:w="55"/>
               <w:left w:type="dxa" w:w="90"/>
@@ -17424,7 +17424,7 @@
         </w:tc>
         <w:tc>
           <w:tcPr>
-            <w:tcW w:type="dxa" w:w="1162"/>
+            <w:tcW w:type="dxa" w:w="1170"/>
             <w:tcMar>
               <w:top w:type="dxa" w:w="55"/>
               <w:left w:type="dxa" w:w="90"/>
@@ -17449,7 +17449,7 @@
         </w:tc>
         <w:tc>
           <w:tcPr>
-            <w:tcW w:type="dxa" w:w="5018"/>
+            <w:tcW w:type="dxa" w:w="4995"/>
             <w:tcMar>
               <w:top w:type="dxa" w:w="55"/>
               <w:left w:type="dxa" w:w="90"/>
@@ -17495,13 +17495,13 @@
                 <w:i w:val="false"/>
                 <w:iCs w:val="false"/>
               </w:rPr>
-              <w:t xml:space="preserve"> Bulk read — 8 commands per image frame instead of 64</w:t>
-            </w:r>
-          </w:p>
-        </w:tc>
-        <w:tc>
-          <w:tcPr>
-            <w:tcW w:type="dxa" w:w="2130"/>
+              <w:t xml:space="preserve"> Bulk read: 8 commands per image frame instead of 64</w:t>
+            </w:r>
+          </w:p>
+        </w:tc>
+        <w:tc>
+          <w:tcPr>
+            <w:tcW w:type="dxa" w:w="2145"/>
             <w:tcMar>
               <w:top w:type="dxa" w:w="55"/>
               <w:left w:type="dxa" w:w="90"/>
@@ -17586,7 +17586,7 @@
           <w:i w:val="false"/>
           <w:iCs w:val="false"/>
         </w:rPr>
-        <w:t xml:space="preserve"> in the recovered manual — they are an engineering back-channel the player discovers by reverse engineering the command dispatcher, and the natural seed for a security scenario: recover the </w:t>
+        <w:t xml:space="preserve"> in the recovered manual; they are an engineering back-channel the player discovers by reverse engineering the command dispatcher, and the natural seed for a security scenario: recover the </w:t>
       </w:r>
       <w:r>
         <w:rPr>
@@ -17949,7 +17949,7 @@
           <w:i w:val="false"/>
           <w:iCs w:val="false"/>
         </w:rPr>
-        <w:t xml:space="preserve"> — </w:t>
+        <w:t xml:space="preserve"> (</w:t>
       </w:r>
       <w:r>
         <w:rPr>
@@ -17985,7 +17985,7 @@
           <w:i w:val="false"/>
           <w:iCs w:val="false"/>
         </w:rPr>
-        <w:t xml:space="preserve"> — so the probe announces that a bulk downlink exists and is switched off. Early scenarios therefore pay the authentic 64-command image downlink, and a later objective becomes "restore the probe's bulk downlink," solved by patching one byte. Friction turns into content instead of tax.</w:t>
+        <w:t xml:space="preserve">), so the probe announces that a bulk downlink exists and is switched off. Early scenarios therefore pay the authentic 64-command image downlink, and a later objective becomes "restore the probe's bulk downlink," solved by patching one byte. Friction turns into content instead of tax.</w:t>
       </w:r>
     </w:p>
     <w:p>
@@ -18021,7 +18021,7 @@
           <w:i w:val="false"/>
           <w:iCs w:val="false"/>
         </w:rPr>
-        <w:t xml:space="preserve"> verb. Executing injected code requires hooking the task table (or patching a call site) — keeping the hardest objective an act of understanding, not a built-in convenience. Adding </w:t>
+        <w:t xml:space="preserve"> verb. Executing injected code requires hooking the task table (or patching a call site), keeping the hardest objective an act of understanding, not a built-in convenience. Adding </w:t>
       </w:r>
       <w:r>
         <w:rPr>
@@ -18504,7 +18504,7 @@
                 <w:i w:val="false"/>
                 <w:iCs w:val="false"/>
               </w:rPr>
-              <w:t xml:space="preserve">Seconds since boot — resets on watchdog recovery</w:t>
+              <w:t xml:space="preserve">Seconds since boot, resets on watchdog recovery</w:t>
             </w:r>
           </w:p>
         </w:tc>
@@ -18715,7 +18715,7 @@
                 <w:i w:val="false"/>
                 <w:iCs w:val="false"/>
               </w:rPr>
-              <w:t xml:space="preserve">From NOINIT — survives recovery</w:t>
+              <w:t xml:space="preserve">From NOINIT, survives recovery</w:t>
             </w:r>
           </w:p>
         </w:tc>
@@ -19085,7 +19085,7 @@
                 <w:i w:val="false"/>
                 <w:iCs w:val="false"/>
               </w:rPr>
-              <w:t xml:space="preserve">: capture metadata — frame id, target index, exposure, </w:t>
+              <w:t xml:space="preserve">: capture metadata; frame id, target index, exposure, </w:t>
             </w:r>
             <w:r>
               <w:rPr>
@@ -19415,7 +19415,7 @@
                 <w:i w:val="false"/>
                 <w:iCs w:val="false"/>
               </w:rPr>
-              <w:t xml:space="preserve"> (8 B): auxiliary flight functions (§6.4) — </w:t>
+              <w:t xml:space="preserve"> (8 B): auxiliary flight functions (§6.4); </w:t>
             </w:r>
             <w:r>
               <w:rPr>
@@ -19646,7 +19646,7 @@
                 <w:i w:val="false"/>
                 <w:iCs w:val="false"/>
               </w:rPr>
-              <w:t xml:space="preserve">: undocumented in the player manual (charter R10) — content TBD with scenario (candidate: CRC of last accepted command, closing the feedback loop for attentive players)</w:t>
+              <w:t xml:space="preserve">: undocumented in the player manual (charter R10); content TBD with scenario (candidate: CRC of last accepted command, closing the feedback loop for attentive players)</w:t>
             </w:r>
           </w:p>
         </w:tc>
@@ -19799,7 +19799,7 @@
           <w:i w:val="false"/>
           <w:iCs w:val="false"/>
         </w:rPr>
-        <w:t xml:space="preserve"> rather than reading zero — the difference is the game's primary success signal and is trivially assertable by the daemon.</w:t>
+        <w:t xml:space="preserve"> rather than reading zero; the difference is the game's primary success signal and is trivially assertable by the daemon.</w:t>
       </w:r>
     </w:p>
     <w:p>
@@ -19828,7 +19828,7 @@
           <w:i w:val="false"/>
           <w:iCs w:val="false"/>
         </w:rPr>
-        <w:t xml:space="preserve">The watchdog is a down-counter in the protected system block, decremented by the bootloader-owned SysTick handler — outside the patchable APP region, so it cannot be patched away (C2). The application's </w:t>
+        <w:t xml:space="preserve">The watchdog is a down-counter in the protected system block, decremented by the bootloader-owned SysTick handler: outside the patchable APP region, so it cannot be patched away (C2). The application's </w:t>
       </w:r>
       <w:r>
         <w:rPr>
@@ -19982,7 +19982,7 @@
           <w:i w:val="false"/>
           <w:iCs w:val="false"/>
         </w:rPr>
-        <w:t xml:space="preserve"> verb) drops telemetry to a minimal frame and de-powers non-essential sensors — scenario-usable both as a hazard and as a tool.</w:t>
+        <w:t xml:space="preserve"> verb) drops telemetry to a minimal frame and de-powers non-essential sensors, scenario-usable both as a hazard and as a tool.</w:t>
       </w:r>
     </w:p>
     <w:p>
@@ -20033,7 +20033,7 @@
           <w:i w:val="false"/>
           <w:iCs w:val="false"/>
         </w:rPr>
-        <w:t xml:space="preserve"> (full symbols — </w:t>
+        <w:t xml:space="preserve"> (full symbols (</w:t>
       </w:r>
       <w:r>
         <w:rPr>
@@ -20095,7 +20095,7 @@
           <w:i w:val="false"/>
           <w:iCs w:val="false"/>
         </w:rPr>
-        <w:t xml:space="preserve"> (stripped application image — </w:t>
+        <w:t xml:space="preserve"> (stripped application image), </w:t>
       </w:r>
       <w:r>
         <w:rPr>
@@ -20265,7 +20265,7 @@
           <w:i w:val="false"/>
           <w:iCs w:val="false"/>
         </w:rPr>
-        <w:t xml:space="preserve"> lines immediately; commands are typed (or piped) on the same UART. The daemon — or a student, or you — attaches GDB to port 3333 and reads live state, e.g. </w:t>
+        <w:t xml:space="preserve"> lines immediately; commands are typed (or piped) on the same UART. The daemon, or a student, or you, attaches GDB to port 3333 and reads live state, e.g. </w:t>
       </w:r>
       <w:r>
         <w:rPr>
@@ -20338,7 +20338,7 @@
           <w:i w:val="false"/>
           <w:iCs w:val="false"/>
         </w:rPr>
-        <w:t xml:space="preserve">How the charter's four-step ramp (R9) maps onto this design — each objective has at least two honest solutions:</w:t>
+        <w:t xml:space="preserve">How the charter's four-step ramp (R9) maps onto this design, each objective has at least two honest solutions:</w:t>
       </w:r>
     </w:p>
     <w:tbl>
@@ -20354,8 +20354,8 @@
         </w:tblBorders>
       </w:tblPr>
       <w:tblGrid>
-        <w:gridCol w:w="1062"/>
-        <w:gridCol w:w="8298"/>
+        <w:gridCol w:w="1067"/>
+        <w:gridCol w:w="8293"/>
       </w:tblGrid>
       <w:tr>
         <w:trPr>
@@ -20363,7 +20363,7 @@
         </w:trPr>
         <w:tc>
           <w:tcPr>
-            <w:tcW w:type="dxa" w:w="1062"/>
+            <w:tcW w:type="dxa" w:w="1067"/>
             <w:shd w:fill="D9E2F3" w:val="clear"/>
             <w:tcMar>
               <w:top w:type="dxa" w:w="55"/>
@@ -20389,7 +20389,7 @@
         </w:tc>
         <w:tc>
           <w:tcPr>
-            <w:tcW w:type="dxa" w:w="8298"/>
+            <w:tcW w:type="dxa" w:w="8293"/>
             <w:shd w:fill="D9E2F3" w:val="clear"/>
             <w:tcMar>
               <w:top w:type="dxa" w:w="55"/>
@@ -20417,7 +20417,7 @@
       <w:tr>
         <w:tc>
           <w:tcPr>
-            <w:tcW w:type="dxa" w:w="1062"/>
+            <w:tcW w:type="dxa" w:w="1067"/>
             <w:tcMar>
               <w:top w:type="dxa" w:w="55"/>
               <w:left w:type="dxa" w:w="90"/>
@@ -20442,7 +20442,7 @@
         </w:tc>
         <w:tc>
           <w:tcPr>
-            <w:tcW w:type="dxa" w:w="8298"/>
+            <w:tcW w:type="dxa" w:w="8293"/>
             <w:tcMar>
               <w:top w:type="dxa" w:w="55"/>
               <w:left w:type="dxa" w:w="90"/>
@@ -20491,7 +20491,7 @@
       <w:tr>
         <w:tc>
           <w:tcPr>
-            <w:tcW w:type="dxa" w:w="1062"/>
+            <w:tcW w:type="dxa" w:w="1067"/>
             <w:tcMar>
               <w:top w:type="dxa" w:w="55"/>
               <w:left w:type="dxa" w:w="90"/>
@@ -20516,7 +20516,7 @@
         </w:tc>
         <w:tc>
           <w:tcPr>
-            <w:tcW w:type="dxa" w:w="8298"/>
+            <w:tcW w:type="dxa" w:w="8293"/>
             <w:tcMar>
               <w:top w:type="dxa" w:w="55"/>
               <w:left w:type="dxa" w:w="90"/>
@@ -20543,7 +20543,7 @@
       <w:tr>
         <w:tc>
           <w:tcPr>
-            <w:tcW w:type="dxa" w:w="1062"/>
+            <w:tcW w:type="dxa" w:w="1067"/>
             <w:tcMar>
               <w:top w:type="dxa" w:w="55"/>
               <w:left w:type="dxa" w:w="90"/>
@@ -20568,7 +20568,7 @@
         </w:tc>
         <w:tc>
           <w:tcPr>
-            <w:tcW w:type="dxa" w:w="8298"/>
+            <w:tcW w:type="dxa" w:w="8293"/>
             <w:tcMar>
               <w:top w:type="dxa" w:w="55"/>
               <w:left w:type="dxa" w:w="90"/>
@@ -20608,7 +20608,7 @@
       <w:tr>
         <w:tc>
           <w:tcPr>
-            <w:tcW w:type="dxa" w:w="1062"/>
+            <w:tcW w:type="dxa" w:w="1067"/>
             <w:tcMar>
               <w:top w:type="dxa" w:w="55"/>
               <w:left w:type="dxa" w:w="90"/>
@@ -20633,7 +20633,7 @@
         </w:tc>
         <w:tc>
           <w:tcPr>
-            <w:tcW w:type="dxa" w:w="8298"/>
+            <w:tcW w:type="dxa" w:w="8293"/>
             <w:tcMar>
               <w:top w:type="dxa" w:w="55"/>
               <w:left w:type="dxa" w:w="90"/>
@@ -20682,7 +20682,7 @@
       <w:tr>
         <w:tc>
           <w:tcPr>
-            <w:tcW w:type="dxa" w:w="1062"/>
+            <w:tcW w:type="dxa" w:w="1067"/>
             <w:tcMar>
               <w:top w:type="dxa" w:w="55"/>
               <w:left w:type="dxa" w:w="90"/>
@@ -20707,7 +20707,7 @@
         </w:tc>
         <w:tc>
           <w:tcPr>
-            <w:tcW w:type="dxa" w:w="8298"/>
+            <w:tcW w:type="dxa" w:w="8293"/>
             <w:tcMar>
               <w:top w:type="dxa" w:w="55"/>
               <w:left w:type="dxa" w:w="90"/>
@@ -20770,7 +20770,7 @@
                 <w:i w:val="false"/>
                 <w:iCs w:val="false"/>
               </w:rPr>
-              <w:t xml:space="preserve"> — the returned picture changes. Fix exposure: </w:t>
+              <w:t xml:space="preserve">; the returned picture changes. Fix exposure: </w:t>
             </w:r>
             <w:r>
               <w:rPr>
@@ -20889,7 +20889,7 @@
                 <w:i w:val="false"/>
                 <w:iCs w:val="false"/>
               </w:rPr>
-              <w:t xml:space="preserve">Image processing: rewrite `cam_lut` to invert/threshold/posterize, or `cam_kernel` to blur/sharpen/edge-detect — verified in telemetry by `HIST_MEAN`, or visually by recovering the frame.</w:t>
+              <w:t xml:space="preserve">Image processing: rewrite `cam_lut` to invert/threshold/posterize, or `cam_kernel` to blur/sharpen/edge-detect: verified in telemetry by `HIST_MEAN`, or visually by recovering the frame.</w:t>
             </w:r>
             <w:r>
               <w:rPr>
@@ -20928,7 +20928,7 @@
       <w:tr>
         <w:tc>
           <w:tcPr>
-            <w:tcW w:type="dxa" w:w="1062"/>
+            <w:tcW w:type="dxa" w:w="1067"/>
             <w:tcMar>
               <w:top w:type="dxa" w:w="55"/>
               <w:left w:type="dxa" w:w="90"/>
@@ -20953,7 +20953,7 @@
         </w:tc>
         <w:tc>
           <w:tcPr>
-            <w:tcW w:type="dxa" w:w="8298"/>
+            <w:tcW w:type="dxa" w:w="8293"/>
             <w:tcMar>
               <w:top w:type="dxa" w:w="55"/>
               <w:left w:type="dxa" w:w="90"/>
@@ -21258,7 +21258,7 @@
                 <w:i w:val="false"/>
                 <w:iCs w:val="false"/>
               </w:rPr>
-              <w:t xml:space="preserve">-unlock, or re-key it — verified by the </w:t>
+              <w:t xml:space="preserve">-unlock, or re-key it; verified by the </w:t>
             </w:r>
             <w:r>
               <w:rPr>
@@ -21485,7 +21485,7 @@
           <w:i w:val="false"/>
           <w:iCs w:val="false"/>
         </w:rPr>
-        <w:t xml:space="preserve"> — not </w:t>
+        <w:t xml:space="preserve">, not </w:t>
       </w:r>
       <w:r>
         <w:rPr>
@@ -21529,7 +21529,7 @@
           <w:i w:val="false"/>
           <w:iCs w:val="false"/>
         </w:rPr>
-        <w:t xml:space="preserve">), the telemetry format minus AUX and HK (§9), the coarse memory map (ROM / APP / data regions and the protection rules — not the internal layout), the sensor list with slot IDs, boot/watchdog behavior described operationally, and the camera's basic operating registers (</w:t>
+        <w:t xml:space="preserve">), the telemetry format minus AUX and HK (§9), the coarse memory map (ROM / APP / data regions and the protection rules, not the internal layout), the sensor list with slot IDs, boot/watchdog behavior described operationally, and the camera's basic operating registers (</w:t>
       </w:r>
       <w:r>
         <w:rPr>
@@ -21595,7 +21595,7 @@
           <w:i w:val="false"/>
           <w:iCs w:val="false"/>
         </w:rPr>
-        <w:t xml:space="preserve">, the stats registers) — presented as a surviving excerpt of the imaging handbook. Players </w:t>
+        <w:t xml:space="preserve">, the stats registers); presented as a surviving excerpt of the imaging handbook. Players </w:t>
       </w:r>
       <w:r>
         <w:rPr>
@@ -21649,7 +21649,7 @@
           <w:i w:val="false"/>
           <w:iCs w:val="false"/>
         </w:rPr>
-        <w:t xml:space="preserve"> — finding these </w:t>
+        <w:t xml:space="preserve">; finding these </w:t>
       </w:r>
       <w:r>
         <w:rPr>
@@ -21799,7 +21799,7 @@
           <w:i w:val="false"/>
           <w:iCs w:val="false"/>
         </w:rPr>
-        <w:t xml:space="preserve"> verbs, the AUX and HK channels, or any symbol file. Everything withheld is discoverable in the binary — that's the game. (The manual's Appendix C hints that undocumented channels exist; </w:t>
+        <w:t xml:space="preserve"> verbs, the AUX and HK channels, or any symbol file. Everything withheld is discoverable in the binary, that's the game. (The manual's Appendix C hints that undocumented channels exist; </w:t>
       </w:r>
       <w:r>
         <w:rPr>
@@ -21909,7 +21909,7 @@
           <w:i w:val="false"/>
           <w:iCs w:val="false"/>
         </w:rPr>
-        <w:t xml:space="preserve"> — </w:t>
+        <w:t xml:space="preserve">: </w:t>
       </w:r>
       <w:r>
         <w:rPr>
@@ -21955,7 +21955,7 @@
           <w:i w:val="false"/>
           <w:iCs w:val="false"/>
         </w:rPr>
-        <w:t xml:space="preserve"> — </w:t>
+        <w:t xml:space="preserve">: </w:t>
       </w:r>
       <w:r>
         <w:rPr>
@@ -22023,7 +22023,7 @@
           <w:i w:val="false"/>
           <w:iCs w:val="false"/>
         </w:rPr>
-        <w:t xml:space="preserve"> — </w:t>
+        <w:t xml:space="preserve">: </w:t>
       </w:r>
       <w:r>
         <w:rPr>
@@ -22069,7 +22069,7 @@
           <w:i w:val="false"/>
           <w:iCs w:val="false"/>
         </w:rPr>
-        <w:t xml:space="preserve"> — </w:t>
+        <w:t xml:space="preserve">: </w:t>
       </w:r>
       <w:r>
         <w:rPr>
@@ -22155,7 +22155,7 @@
           <w:i w:val="false"/>
           <w:iCs w:val="false"/>
         </w:rPr>
-        <w:t xml:space="preserve"> — </w:t>
+        <w:t xml:space="preserve">: </w:t>
       </w:r>
       <w:r>
         <w:rPr>
@@ -22231,7 +22231,7 @@
           <w:i w:val="false"/>
           <w:iCs w:val="false"/>
         </w:rPr>
-        <w:t xml:space="preserve"> — only the latter changes the probe's behavior. It requires </w:t>
+        <w:t xml:space="preserve">; only the latter changes the probe's behavior. It requires </w:t>
       </w:r>
       <w:r>
         <w:rPr>
@@ -22321,7 +22321,7 @@
           <w:i w:val="false"/>
           <w:iCs w:val="false"/>
         </w:rPr>
-        <w:t xml:space="preserve"> — </w:t>
+        <w:t xml:space="preserve">: </w:t>
       </w:r>
       <w:r>
         <w:rPr>
@@ -22367,7 +22367,7 @@
           <w:i w:val="false"/>
           <w:iCs w:val="false"/>
         </w:rPr>
-        <w:t xml:space="preserve"> — </w:t>
+        <w:t xml:space="preserve">: </w:t>
       </w:r>
       <w:r>
         <w:rPr>
@@ -22413,7 +22413,7 @@
           <w:i w:val="false"/>
           <w:iCs w:val="false"/>
         </w:rPr>
-        <w:t xml:space="preserve"> — </w:t>
+        <w:t xml:space="preserve">: </w:t>
       </w:r>
       <w:r>
         <w:rPr>
@@ -22525,7 +22525,7 @@
           <w:i w:val="false"/>
           <w:iCs w:val="false"/>
         </w:rPr>
-        <w:t xml:space="preserve"> — </w:t>
+        <w:t xml:space="preserve">: </w:t>
       </w:r>
       <w:r>
         <w:rPr>
@@ -22615,7 +22615,7 @@
           <w:i w:val="false"/>
           <w:iCs w:val="false"/>
         </w:rPr>
-        <w:t xml:space="preserve"> — </w:t>
+        <w:t xml:space="preserve">: </w:t>
       </w:r>
       <w:r>
         <w:rPr>
@@ -22745,7 +22745,7 @@
           <w:i w:val="false"/>
           <w:iCs w:val="false"/>
         </w:rPr>
-        <w:t xml:space="preserve"> — </w:t>
+        <w:t xml:space="preserve">: </w:t>
       </w:r>
       <w:r>
         <w:rPr>
@@ -22836,7 +22836,7 @@
           <w:i w:val="false"/>
           <w:iCs w:val="false"/>
         </w:rPr>
-        <w:t xml:space="preserve">Known gaps — not open questions, but work not yet done.</w:t>
+        <w:t xml:space="preserve">Known gaps, not open questions, but work not yet done.</w:t>
       </w:r>
       <w:r>
         <w:rPr>
@@ -22861,8 +22861,8 @@
         </w:tblBorders>
       </w:tblPr>
       <w:tblGrid>
-        <w:gridCol w:w="2865"/>
-        <w:gridCol w:w="6495"/>
+        <w:gridCol w:w="2845"/>
+        <w:gridCol w:w="6515"/>
       </w:tblGrid>
       <w:tr>
         <w:trPr>
@@ -22870,7 +22870,7 @@
         </w:trPr>
         <w:tc>
           <w:tcPr>
-            <w:tcW w:type="dxa" w:w="2865"/>
+            <w:tcW w:type="dxa" w:w="2845"/>
             <w:shd w:fill="D9E2F3" w:val="clear"/>
             <w:tcMar>
               <w:top w:type="dxa" w:w="55"/>
@@ -22896,7 +22896,7 @@
         </w:tc>
         <w:tc>
           <w:tcPr>
-            <w:tcW w:type="dxa" w:w="6495"/>
+            <w:tcW w:type="dxa" w:w="6515"/>
             <w:shd w:fill="D9E2F3" w:val="clear"/>
             <w:tcMar>
               <w:top w:type="dxa" w:w="55"/>
@@ -22924,7 +22924,7 @@
       <w:tr>
         <w:tc>
           <w:tcPr>
-            <w:tcW w:type="dxa" w:w="2865"/>
+            <w:tcW w:type="dxa" w:w="2845"/>
             <w:tcMar>
               <w:top w:type="dxa" w:w="55"/>
               <w:left w:type="dxa" w:w="90"/>
@@ -22952,13 +22952,13 @@
                 <w:i w:val="false"/>
                 <w:iCs w:val="false"/>
               </w:rPr>
-              <w:t xml:space="preserve"> (§13, charter) — scenario loading, objective evaluation, command log, saves by replay</w:t>
-            </w:r>
-          </w:p>
-        </w:tc>
-        <w:tc>
-          <w:tcPr>
-            <w:tcW w:type="dxa" w:w="6495"/>
+              <w:t xml:space="preserve"> (§13, charter): scenario loading, objective evaluation, command log, saves by replay</w:t>
+            </w:r>
+          </w:p>
+        </w:tc>
+        <w:tc>
+          <w:tcPr>
+            <w:tcW w:type="dxa" w:w="6515"/>
             <w:tcMar>
               <w:top w:type="dxa" w:w="55"/>
               <w:left w:type="dxa" w:w="90"/>
@@ -22985,7 +22985,7 @@
       <w:tr>
         <w:tc>
           <w:tcPr>
-            <w:tcW w:type="dxa" w:w="2865"/>
+            <w:tcW w:type="dxa" w:w="2845"/>
             <w:tcMar>
               <w:top w:type="dxa" w:w="55"/>
               <w:left w:type="dxa" w:w="90"/>
@@ -23010,7 +23010,7 @@
         </w:tc>
         <w:tc>
           <w:tcPr>
-            <w:tcW w:type="dxa" w:w="6495"/>
+            <w:tcW w:type="dxa" w:w="6515"/>
             <w:tcMar>
               <w:top w:type="dxa" w:w="55"/>
               <w:left w:type="dxa" w:w="90"/>
@@ -23130,7 +23130,7 @@
       <w:tr>
         <w:tc>
           <w:tcPr>
-            <w:tcW w:type="dxa" w:w="2865"/>
+            <w:tcW w:type="dxa" w:w="2845"/>
             <w:tcMar>
               <w:top w:type="dxa" w:w="55"/>
               <w:left w:type="dxa" w:w="90"/>
@@ -23158,13 +23158,13 @@
                 <w:i w:val="false"/>
                 <w:iCs w:val="false"/>
               </w:rPr>
-              <w:t xml:space="preserve"> (§6, Renode) — sensors as true MMIO at the same addresses rather than SIM-tier RAM</w:t>
-            </w:r>
-          </w:p>
-        </w:tc>
-        <w:tc>
-          <w:tcPr>
-            <w:tcW w:type="dxa" w:w="6495"/>
+              <w:t xml:space="preserve"> (§6, Renode): sensors as true MMIO at the same addresses rather than SIM-tier RAM</w:t>
+            </w:r>
+          </w:p>
+        </w:tc>
+        <w:tc>
+          <w:tcPr>
+            <w:tcW w:type="dxa" w:w="6515"/>
             <w:tcMar>
               <w:top w:type="dxa" w:w="55"/>
               <w:left w:type="dxa" w:w="90"/>
@@ -23191,7 +23191,7 @@
       <w:tr>
         <w:tc>
           <w:tcPr>
-            <w:tcW w:type="dxa" w:w="2865"/>
+            <w:tcW w:type="dxa" w:w="2845"/>
             <w:tcMar>
               <w:top w:type="dxa" w:w="55"/>
               <w:left w:type="dxa" w:w="90"/>
@@ -23219,13 +23219,13 @@
                 <w:i w:val="false"/>
                 <w:iCs w:val="false"/>
               </w:rPr>
-              <w:t xml:space="preserve"> (charter) — console, telemetry view, objective status</w:t>
-            </w:r>
-          </w:p>
-        </w:tc>
-        <w:tc>
-          <w:tcPr>
-            <w:tcW w:type="dxa" w:w="6495"/>
+              <w:t xml:space="preserve"> (charter), console, telemetry view, objective status</w:t>
+            </w:r>
+          </w:p>
+        </w:tc>
+        <w:tc>
+          <w:tcPr>
+            <w:tcW w:type="dxa" w:w="6515"/>
             <w:tcMar>
               <w:top w:type="dxa" w:w="55"/>
               <w:left w:type="dxa" w:w="90"/>
@@ -23267,7 +23267,7 @@
           <w:sz w:val="19"/>
           <w:szCs w:val="19"/>
         </w:rPr>
-        <w:t xml:space="preserve">Version 1.0 — the firmware described here is built, boots under QEMU and macOS, and passes a 99-check end-to-end suite. §15 carries no open questions; what remains is the platform around the firmware, listed above.</w:t>
+        <w:t xml:space="preserve">Version 1.0: the firmware described here is built, boots under QEMU and macOS, and passes a 99-check end-to-end suite. §15 carries no open questions; what remains is the platform around the firmware, listed above.</w:t>
       </w:r>
     </w:p>
     <w:sectPr>

--- a/docs/firmware_spec.docx
+++ b/docs/firmware_spec.docx
@@ -21844,1430 +21844,6 @@
           <w:iCs w:val="false"/>
         </w:rPr>
         <w:t xml:space="preserve"> are exactly those.)</w:t>
-      </w:r>
-    </w:p>
-    <w:p>
-      <w:pPr>
-        <w:pStyle w:val="Heading1"/>
-        <w:spacing w:after="140" w:before="300"/>
-      </w:pPr>
-      <w:r>
-        <w:rPr>
-          <w:b w:val="false"/>
-          <w:bCs w:val="false"/>
-          <w:i w:val="false"/>
-          <w:iCs w:val="false"/>
-        </w:rPr>
-        <w:t xml:space="preserve">15. Open Questions for Sponsor Review</w:t>
-      </w:r>
-    </w:p>
-    <w:p>
-      <w:pPr>
-        <w:spacing w:after="130" w:line="270"/>
-      </w:pPr>
-      <w:r>
-        <w:rPr>
-          <w:b/>
-          <w:bCs/>
-          <w:i w:val="false"/>
-          <w:iCs w:val="false"/>
-        </w:rPr>
-        <w:t xml:space="preserve">Resolved since first issue</w:t>
-      </w:r>
-      <w:r>
-        <w:rPr>
-          <w:b w:val="false"/>
-          <w:bCs w:val="false"/>
-          <w:i w:val="false"/>
-          <w:iCs w:val="false"/>
-        </w:rPr>
-        <w:t xml:space="preserve"> (recorded so the reasoning is not lost):</w:t>
-      </w:r>
-    </w:p>
-    <w:p>
-      <w:pPr>
-        <w:pStyle w:val="ListParagraph"/>
-        <w:numPr>
-          <w:ilvl w:val="0"/>
-          <w:numId w:val="2"/>
-        </w:numPr>
-        <w:spacing w:after="70" w:line="260"/>
-      </w:pPr>
-      <w:r>
-        <w:rPr>
-          <w:b/>
-          <w:bCs/>
-          <w:i w:val="false"/>
-          <w:iCs w:val="false"/>
-        </w:rPr>
-        <w:t xml:space="preserve">Reproducibility</w:t>
-      </w:r>
-      <w:r>
-        <w:rPr>
-          <w:b w:val="false"/>
-          <w:bCs w:val="false"/>
-          <w:i w:val="false"/>
-          <w:iCs w:val="false"/>
-        </w:rPr>
-        <w:t xml:space="preserve">: </w:t>
-      </w:r>
-      <w:r>
-        <w:rPr>
-          <w:b w:val="false"/>
-          <w:bCs w:val="false"/>
-          <w:i/>
-          <w:iCs/>
-        </w:rPr>
-        <w:t xml:space="preserve">closed, and not a preference.</w:t>
-      </w:r>
-      <w:r>
-        <w:rPr>
-          <w:b w:val="false"/>
-          <w:bCs w:val="false"/>
-          <w:i w:val="false"/>
-          <w:iCs w:val="false"/>
-        </w:rPr>
-        <w:t xml:space="preserve"> Charter R15.1 restores progress by replaying the command log against a fresh probe. Clock- or entropy-derived behavior would make a replayed log diverge, so determinism is an architectural requirement: a fixed PRNG seed for sensor physics, and a replay-deterministic roll for the imaging easter egg.</w:t>
-      </w:r>
-    </w:p>
-    <w:p>
-      <w:pPr>
-        <w:pStyle w:val="ListParagraph"/>
-        <w:numPr>
-          <w:ilvl w:val="0"/>
-          <w:numId w:val="2"/>
-        </w:numPr>
-        <w:spacing w:after="70" w:line="260"/>
-      </w:pPr>
-      <w:r>
-        <w:rPr>
-          <w:b/>
-          <w:bCs/>
-          <w:i w:val="false"/>
-          <w:iCs w:val="false"/>
-        </w:rPr>
-        <w:t xml:space="preserve">Cortex-M4 vs M3</w:t>
-      </w:r>
-      <w:r>
-        <w:rPr>
-          <w:b w:val="false"/>
-          <w:bCs w:val="false"/>
-          <w:i w:val="false"/>
-          <w:iCs w:val="false"/>
-        </w:rPr>
-        <w:t xml:space="preserve">: </w:t>
-      </w:r>
-      <w:r>
-        <w:rPr>
-          <w:b w:val="false"/>
-          <w:bCs w:val="false"/>
-          <w:i/>
-          <w:iCs/>
-        </w:rPr>
-        <w:t xml:space="preserve">closed.</w:t>
-      </w:r>
-      <w:r>
-        <w:rPr>
-          <w:b w:val="false"/>
-          <w:bCs w:val="false"/>
-          <w:i w:val="false"/>
-          <w:iCs w:val="false"/>
-        </w:rPr>
-        <w:t xml:space="preserve"> M4 on </w:t>
-      </w:r>
-      <w:r>
-        <w:rPr>
-          <w:rFonts w:ascii="Consolas" w:cs="Consolas" w:eastAsia="Consolas" w:hAnsi="Consolas"/>
-          <w:b w:val="false"/>
-          <w:bCs w:val="false"/>
-          <w:i w:val="false"/>
-          <w:iCs w:val="false"/>
-          <w:sz w:val="19"/>
-          <w:szCs w:val="19"/>
-          <w:shd w:fill="F2F2F2" w:val="clear"/>
-        </w:rPr>
-        <w:t xml:space="preserve">mps2-an386</w:t>
-      </w:r>
-      <w:r>
-        <w:rPr>
-          <w:b w:val="false"/>
-          <w:bCs w:val="false"/>
-          <w:i w:val="false"/>
-          <w:iCs w:val="false"/>
-        </w:rPr>
-        <w:t xml:space="preserve"> builds, boots and passes the full suite; the M3/LM3S path remains a documented fallback behind a build flag.</w:t>
-      </w:r>
-    </w:p>
-    <w:p>
-      <w:pPr>
-        <w:pStyle w:val="ListParagraph"/>
-        <w:numPr>
-          <w:ilvl w:val="0"/>
-          <w:numId w:val="2"/>
-        </w:numPr>
-        <w:spacing w:after="70" w:line="260"/>
-      </w:pPr>
-      <w:r>
-        <w:rPr>
-          <w:b/>
-          <w:bCs/>
-          <w:i w:val="false"/>
-          <w:iCs w:val="false"/>
-        </w:rPr>
-        <w:t xml:space="preserve">AUX channel content</w:t>
-      </w:r>
-      <w:r>
-        <w:rPr>
-          <w:b w:val="false"/>
-          <w:bCs w:val="false"/>
-          <w:i w:val="false"/>
-          <w:iCs w:val="false"/>
-        </w:rPr>
-        <w:t xml:space="preserve">: </w:t>
-      </w:r>
-      <w:r>
-        <w:rPr>
-          <w:b w:val="false"/>
-          <w:bCs w:val="false"/>
-          <w:i/>
-          <w:iCs/>
-        </w:rPr>
-        <w:t xml:space="preserve">closed.</w:t>
-      </w:r>
-      <w:r>
-        <w:rPr>
-          <w:b w:val="false"/>
-          <w:bCs w:val="false"/>
-          <w:i w:val="false"/>
-          <w:iCs w:val="false"/>
-        </w:rPr>
-        <w:t xml:space="preserve"> CRC echo of the last accepted command: a quiet confirmation that rewards attentive frame decoders.</w:t>
-      </w:r>
-    </w:p>
-    <w:p>
-      <w:pPr>
-        <w:pStyle w:val="ListParagraph"/>
-        <w:numPr>
-          <w:ilvl w:val="0"/>
-          <w:numId w:val="2"/>
-        </w:numPr>
-        <w:spacing w:after="70" w:line="260"/>
-      </w:pPr>
-      <w:r>
-        <w:rPr>
-          <w:b/>
-          <w:bCs/>
-          <w:i w:val="false"/>
-          <w:iCs w:val="false"/>
-        </w:rPr>
-        <w:t xml:space="preserve">Bulk image downlink</w:t>
-      </w:r>
-      <w:r>
-        <w:rPr>
-          <w:b w:val="false"/>
-          <w:bCs w:val="false"/>
-          <w:i w:val="false"/>
-          <w:iCs w:val="false"/>
-        </w:rPr>
-        <w:t xml:space="preserve">: </w:t>
-      </w:r>
-      <w:r>
-        <w:rPr>
-          <w:b w:val="false"/>
-          <w:bCs w:val="false"/>
-          <w:i/>
-          <w:iCs/>
-        </w:rPr>
-        <w:t xml:space="preserve">closed.</w:t>
-      </w:r>
-      <w:r>
-        <w:rPr>
-          <w:b w:val="false"/>
-          <w:bCs w:val="false"/>
-          <w:i w:val="false"/>
-          <w:iCs w:val="false"/>
-        </w:rPr>
-        <w:t xml:space="preserve"> </w:t>
-      </w:r>
-      <w:r>
-        <w:rPr>
-          <w:rFonts w:ascii="Consolas" w:cs="Consolas" w:eastAsia="Consolas" w:hAnsi="Consolas"/>
-          <w:b w:val="false"/>
-          <w:bCs w:val="false"/>
-          <w:i w:val="false"/>
-          <w:iCs w:val="false"/>
-          <w:sz w:val="19"/>
-          <w:szCs w:val="19"/>
-          <w:shd w:fill="F2F2F2" w:val="clear"/>
-        </w:rPr>
-        <w:t xml:space="preserve">DUMP</w:t>
-      </w:r>
-      <w:r>
-        <w:rPr>
-          <w:b w:val="false"/>
-          <w:bCs w:val="false"/>
-          <w:i w:val="false"/>
-          <w:iCs w:val="false"/>
-        </w:rPr>
-        <w:t xml:space="preserve"> ships </w:t>
-      </w:r>
-      <w:r>
-        <w:rPr>
-          <w:b/>
-          <w:bCs/>
-          <w:i w:val="false"/>
-          <w:iCs w:val="false"/>
-        </w:rPr>
-        <w:t xml:space="preserve">disabled</w:t>
-      </w:r>
-      <w:r>
-        <w:rPr>
-          <w:b w:val="false"/>
-          <w:bCs w:val="false"/>
-          <w:i w:val="false"/>
-          <w:iCs w:val="false"/>
-        </w:rPr>
-        <w:t xml:space="preserve"> (§8): early missions pay the 64-command downlink, and restoring the capability becomes an objective.</w:t>
-      </w:r>
-    </w:p>
-    <w:p>
-      <w:pPr>
-        <w:pStyle w:val="ListParagraph"/>
-        <w:numPr>
-          <w:ilvl w:val="0"/>
-          <w:numId w:val="2"/>
-        </w:numPr>
-        <w:spacing w:after="70" w:line="260"/>
-      </w:pPr>
-      <w:r>
-        <w:rPr>
-          <w:b/>
-          <w:bCs/>
-          <w:i w:val="false"/>
-          <w:iCs w:val="false"/>
-        </w:rPr>
-        <w:t xml:space="preserve">`CALL` verb</w:t>
-      </w:r>
-      <w:r>
-        <w:rPr>
-          <w:b w:val="false"/>
-          <w:bCs w:val="false"/>
-          <w:i w:val="false"/>
-          <w:iCs w:val="false"/>
-        </w:rPr>
-        <w:t xml:space="preserve">: </w:t>
-      </w:r>
-      <w:r>
-        <w:rPr>
-          <w:b w:val="false"/>
-          <w:bCs w:val="false"/>
-          <w:i/>
-          <w:iCs/>
-        </w:rPr>
-        <w:t xml:space="preserve">closed: added, doubly gated.</w:t>
-      </w:r>
-      <w:r>
-        <w:rPr>
-          <w:b w:val="false"/>
-          <w:bCs w:val="false"/>
-          <w:i w:val="false"/>
-          <w:iCs w:val="false"/>
-        </w:rPr>
-        <w:t xml:space="preserve"> It fills the gap in the difficulty ladder between "NOP out a branch" and "write Thumb assembly and hook the scheduler," and is safe there because </w:t>
-      </w:r>
-      <w:r>
-        <w:rPr>
-          <w:rFonts w:ascii="Consolas" w:cs="Consolas" w:eastAsia="Consolas" w:hAnsi="Consolas"/>
-          <w:b w:val="false"/>
-          <w:bCs w:val="false"/>
-          <w:i w:val="false"/>
-          <w:iCs w:val="false"/>
-          <w:sz w:val="19"/>
-          <w:szCs w:val="19"/>
-          <w:shd w:fill="F2F2F2" w:val="clear"/>
-        </w:rPr>
-        <w:t xml:space="preserve">CALL</w:t>
-      </w:r>
-      <w:r>
-        <w:rPr>
-          <w:b w:val="false"/>
-          <w:bCs w:val="false"/>
-          <w:i w:val="false"/>
-          <w:iCs w:val="false"/>
-        </w:rPr>
-        <w:t xml:space="preserve"> runs a routine </w:t>
-      </w:r>
-      <w:r>
-        <w:rPr>
-          <w:b w:val="false"/>
-          <w:bCs w:val="false"/>
-          <w:i/>
-          <w:iCs/>
-        </w:rPr>
-        <w:t xml:space="preserve">once</w:t>
-      </w:r>
-      <w:r>
-        <w:rPr>
-          <w:b w:val="false"/>
-          <w:bCs w:val="false"/>
-          <w:i w:val="false"/>
-          <w:iCs w:val="false"/>
-        </w:rPr>
-        <w:t xml:space="preserve"> while a task hook makes it run </w:t>
-      </w:r>
-      <w:r>
-        <w:rPr>
-          <w:b w:val="false"/>
-          <w:bCs w:val="false"/>
-          <w:i/>
-          <w:iCs/>
-        </w:rPr>
-        <w:t xml:space="preserve">forever</w:t>
-      </w:r>
-      <w:r>
-        <w:rPr>
-          <w:b w:val="false"/>
-          <w:bCs w:val="false"/>
-          <w:i w:val="false"/>
-          <w:iCs w:val="false"/>
-        </w:rPr>
-        <w:t xml:space="preserve">; only the latter changes the probe's behavior. It requires </w:t>
-      </w:r>
-      <w:r>
-        <w:rPr>
-          <w:rFonts w:ascii="Consolas" w:cs="Consolas" w:eastAsia="Consolas" w:hAnsi="Consolas"/>
-          <w:b w:val="false"/>
-          <w:bCs w:val="false"/>
-          <w:i w:val="false"/>
-          <w:iCs w:val="false"/>
-          <w:sz w:val="19"/>
-          <w:szCs w:val="19"/>
-          <w:shd w:fill="F2F2F2" w:val="clear"/>
-        </w:rPr>
-        <w:t xml:space="preserve">AUTH</w:t>
-      </w:r>
-      <w:r>
-        <w:rPr>
-          <w:b w:val="false"/>
-          <w:bCs w:val="false"/>
-          <w:i w:val="false"/>
-          <w:iCs w:val="false"/>
-        </w:rPr>
-        <w:t xml:space="preserve"> </w:t>
-      </w:r>
-      <w:r>
-        <w:rPr>
-          <w:b/>
-          <w:bCs/>
-          <w:i w:val="false"/>
-          <w:iCs w:val="false"/>
-        </w:rPr>
-        <w:t xml:space="preserve">and</w:t>
-      </w:r>
-      <w:r>
-        <w:rPr>
-          <w:b w:val="false"/>
-          <w:bCs w:val="false"/>
-          <w:i w:val="false"/>
-          <w:iCs w:val="false"/>
-        </w:rPr>
-        <w:t xml:space="preserve"> ships disabled behind </w:t>
-      </w:r>
-      <w:r>
-        <w:rPr>
-          <w:rFonts w:ascii="Consolas" w:cs="Consolas" w:eastAsia="Consolas" w:hAnsi="Consolas"/>
-          <w:b w:val="false"/>
-          <w:bCs w:val="false"/>
-          <w:i w:val="false"/>
-          <w:iCs w:val="false"/>
-          <w:sz w:val="19"/>
-          <w:szCs w:val="19"/>
-          <w:shd w:fill="F2F2F2" w:val="clear"/>
-        </w:rPr>
-        <w:t xml:space="preserve">g_call_enable</w:t>
-      </w:r>
-      <w:r>
-        <w:rPr>
-          <w:b w:val="false"/>
-          <w:bCs w:val="false"/>
-          <w:i w:val="false"/>
-          <w:iCs w:val="false"/>
-        </w:rPr>
-        <w:t xml:space="preserve">, so an instructor enables it for an intro scenario and leaves it off when the canyon should stay.</w:t>
-      </w:r>
-    </w:p>
-    <w:p>
-      <w:pPr>
-        <w:pStyle w:val="ListParagraph"/>
-        <w:numPr>
-          <w:ilvl w:val="0"/>
-          <w:numId w:val="2"/>
-        </w:numPr>
-        <w:spacing w:after="70" w:line="260"/>
-      </w:pPr>
-      <w:r>
-        <w:rPr>
-          <w:b/>
-          <w:bCs/>
-          <w:i w:val="false"/>
-          <w:iCs w:val="false"/>
-        </w:rPr>
-        <w:t xml:space="preserve">Mission fiction vs. imaging targets</w:t>
-      </w:r>
-      <w:r>
-        <w:rPr>
-          <w:b w:val="false"/>
-          <w:bCs w:val="false"/>
-          <w:i w:val="false"/>
-          <w:iCs w:val="false"/>
-        </w:rPr>
-        <w:t xml:space="preserve">: </w:t>
-      </w:r>
-      <w:r>
-        <w:rPr>
-          <w:b w:val="false"/>
-          <w:bCs w:val="false"/>
-          <w:i/>
-          <w:iCs/>
-        </w:rPr>
-        <w:t xml:space="preserve">closed.</w:t>
-      </w:r>
-      <w:r>
-        <w:rPr>
-          <w:b w:val="false"/>
-          <w:bCs w:val="false"/>
-          <w:i w:val="false"/>
-          <w:iCs w:val="false"/>
-        </w:rPr>
-        <w:t xml:space="preserve"> Targets moved outward rather than the mission moving inward: the scene set is now Pluto, Nix and Arrokoth, placing Sojourn in the Kuiper Belt, consistent with a signal delay measured in hours.</w:t>
-      </w:r>
-    </w:p>
-    <w:p>
-      <w:pPr>
-        <w:pStyle w:val="ListParagraph"/>
-        <w:numPr>
-          <w:ilvl w:val="0"/>
-          <w:numId w:val="2"/>
-        </w:numPr>
-        <w:spacing w:after="70" w:line="260"/>
-      </w:pPr>
-      <w:r>
-        <w:rPr>
-          <w:b/>
-          <w:bCs/>
-          <w:i w:val="false"/>
-          <w:iCs w:val="false"/>
-        </w:rPr>
-        <w:t xml:space="preserve">Uplink budget vs. imaging</w:t>
-      </w:r>
-      <w:r>
-        <w:rPr>
-          <w:b w:val="false"/>
-          <w:bCs w:val="false"/>
-          <w:i w:val="false"/>
-          <w:iCs w:val="false"/>
-        </w:rPr>
-        <w:t xml:space="preserve">: </w:t>
-      </w:r>
-      <w:r>
-        <w:rPr>
-          <w:b w:val="false"/>
-          <w:bCs w:val="false"/>
-          <w:i/>
-          <w:iCs/>
-        </w:rPr>
-        <w:t xml:space="preserve">closed (charter R4.2/R4.3).</w:t>
-      </w:r>
-      <w:r>
-        <w:rPr>
-          <w:b w:val="false"/>
-          <w:bCs w:val="false"/>
-          <w:i w:val="false"/>
-          <w:iCs w:val="false"/>
-        </w:rPr>
-        <w:t xml:space="preserve"> The budget meters only state-changing uplinks; reads run on a separate allowance. A scenario can therefore hold a tight patch budget and a full image downlink at once.</w:t>
-      </w:r>
-    </w:p>
-    <w:p>
-      <w:pPr>
-        <w:pStyle w:val="ListParagraph"/>
-        <w:numPr>
-          <w:ilvl w:val="0"/>
-          <w:numId w:val="2"/>
-        </w:numPr>
-        <w:spacing w:after="70" w:line="260"/>
-      </w:pPr>
-      <w:r>
-        <w:rPr>
-          <w:b/>
-          <w:bCs/>
-          <w:i w:val="false"/>
-          <w:iCs w:val="false"/>
-        </w:rPr>
-        <w:t xml:space="preserve">Detector store readability</w:t>
-      </w:r>
-      <w:r>
-        <w:rPr>
-          <w:b w:val="false"/>
-          <w:bCs w:val="false"/>
-          <w:i w:val="false"/>
-          <w:iCs w:val="false"/>
-        </w:rPr>
-        <w:t xml:space="preserve">: </w:t>
-      </w:r>
-      <w:r>
-        <w:rPr>
-          <w:b w:val="false"/>
-          <w:bCs w:val="false"/>
-          <w:i/>
-          <w:iCs/>
-        </w:rPr>
-        <w:t xml:space="preserve">closed: left readable.</w:t>
-      </w:r>
-      <w:r>
-        <w:rPr>
-          <w:b w:val="false"/>
-          <w:bCs w:val="false"/>
-          <w:i w:val="false"/>
-          <w:iCs w:val="false"/>
-        </w:rPr>
-        <w:t xml:space="preserve"> A player who finds </w:t>
-      </w:r>
-      <w:r>
-        <w:rPr>
-          <w:rFonts w:ascii="Consolas" w:cs="Consolas" w:eastAsia="Consolas" w:hAnsi="Consolas"/>
-          <w:b w:val="false"/>
-          <w:bCs w:val="false"/>
-          <w:i w:val="false"/>
-          <w:iCs w:val="false"/>
-          <w:sz w:val="19"/>
-          <w:szCs w:val="19"/>
-          <w:shd w:fill="F2F2F2" w:val="clear"/>
-        </w:rPr>
-        <w:t xml:space="preserve">0x0002_4000</w:t>
-      </w:r>
-      <w:r>
-        <w:rPr>
-          <w:b w:val="false"/>
-          <w:bCs w:val="false"/>
-          <w:i w:val="false"/>
-          <w:iCs w:val="false"/>
-        </w:rPr>
-        <w:t xml:space="preserve"> can dump the source imagery. Note the interaction with </w:t>
-      </w:r>
-      <w:r>
-        <w:rPr>
-          <w:rFonts w:ascii="Consolas" w:cs="Consolas" w:eastAsia="Consolas" w:hAnsi="Consolas"/>
-          <w:b w:val="false"/>
-          <w:bCs w:val="false"/>
-          <w:i w:val="false"/>
-          <w:iCs w:val="false"/>
-          <w:sz w:val="19"/>
-          <w:szCs w:val="19"/>
-          <w:shd w:fill="F2F2F2" w:val="clear"/>
-        </w:rPr>
-        <w:t xml:space="preserve">DUMP</w:t>
-      </w:r>
-      <w:r>
-        <w:rPr>
-          <w:b w:val="false"/>
-          <w:bCs w:val="false"/>
-          <w:i w:val="false"/>
-          <w:iCs w:val="false"/>
-        </w:rPr>
-        <w:t xml:space="preserve">: once bulk downlink is unlocked that costs 18 commands rather than 144, so a scenario that unlocks </w:t>
-      </w:r>
-      <w:r>
-        <w:rPr>
-          <w:rFonts w:ascii="Consolas" w:cs="Consolas" w:eastAsia="Consolas" w:hAnsi="Consolas"/>
-          <w:b w:val="false"/>
-          <w:bCs w:val="false"/>
-          <w:i w:val="false"/>
-          <w:iCs w:val="false"/>
-          <w:sz w:val="19"/>
-          <w:szCs w:val="19"/>
-          <w:shd w:fill="F2F2F2" w:val="clear"/>
-        </w:rPr>
-        <w:t xml:space="preserve">DUMP</w:t>
-      </w:r>
-      <w:r>
-        <w:rPr>
-          <w:b w:val="false"/>
-          <w:bCs w:val="false"/>
-          <w:i w:val="false"/>
-          <w:iCs w:val="false"/>
-        </w:rPr>
-        <w:t xml:space="preserve"> also makes the easter egg cheaper to spoil. Accepted.</w:t>
-      </w:r>
-    </w:p>
-    <w:p>
-      <w:pPr>
-        <w:pStyle w:val="ListParagraph"/>
-        <w:numPr>
-          <w:ilvl w:val="0"/>
-          <w:numId w:val="2"/>
-        </w:numPr>
-        <w:spacing w:after="70" w:line="260"/>
-      </w:pPr>
-      <w:r>
-        <w:rPr>
-          <w:b/>
-          <w:bCs/>
-          <w:i w:val="false"/>
-          <w:iCs w:val="false"/>
-        </w:rPr>
-        <w:t xml:space="preserve">Scene resolution</w:t>
-      </w:r>
-      <w:r>
-        <w:rPr>
-          <w:b w:val="false"/>
-          <w:bCs w:val="false"/>
-          <w:i w:val="false"/>
-          <w:iCs w:val="false"/>
-        </w:rPr>
-        <w:t xml:space="preserve">: </w:t>
-      </w:r>
-      <w:r>
-        <w:rPr>
-          <w:b w:val="false"/>
-          <w:bCs w:val="false"/>
-          <w:i/>
-          <w:iCs/>
-        </w:rPr>
-        <w:t xml:space="preserve">closed: 96×96.</w:t>
-      </w:r>
-      <w:r>
-        <w:rPr>
-          <w:b w:val="false"/>
-          <w:bCs w:val="false"/>
-          <w:i w:val="false"/>
-          <w:iCs w:val="false"/>
-        </w:rPr>
-        <w:t xml:space="preserve"> Real spacecraft photographs carry appreciably more at 96×96 (9216 bytes); a full downlink is 144 </w:t>
-      </w:r>
-      <w:r>
-        <w:rPr>
-          <w:rFonts w:ascii="Consolas" w:cs="Consolas" w:eastAsia="Consolas" w:hAnsi="Consolas"/>
-          <w:b w:val="false"/>
-          <w:bCs w:val="false"/>
-          <w:i w:val="false"/>
-          <w:iCs w:val="false"/>
-          <w:sz w:val="19"/>
-          <w:szCs w:val="19"/>
-          <w:shd w:fill="F2F2F2" w:val="clear"/>
-        </w:rPr>
-        <w:t xml:space="preserve">PEEK</w:t>
-      </w:r>
-      <w:r>
-        <w:rPr>
-          <w:b w:val="false"/>
-          <w:bCs w:val="false"/>
-          <w:i w:val="false"/>
-          <w:iCs w:val="false"/>
-        </w:rPr>
-        <w:t xml:space="preserve">s, or 18 with </w:t>
-      </w:r>
-      <w:r>
-        <w:rPr>
-          <w:rFonts w:ascii="Consolas" w:cs="Consolas" w:eastAsia="Consolas" w:hAnsi="Consolas"/>
-          <w:b w:val="false"/>
-          <w:bCs w:val="false"/>
-          <w:i w:val="false"/>
-          <w:iCs w:val="false"/>
-          <w:sz w:val="19"/>
-          <w:szCs w:val="19"/>
-          <w:shd w:fill="F2F2F2" w:val="clear"/>
-        </w:rPr>
-        <w:t xml:space="preserve">DUMP</w:t>
-      </w:r>
-      <w:r>
-        <w:rPr>
-          <w:b w:val="false"/>
-          <w:bCs w:val="false"/>
-          <w:i w:val="false"/>
-          <w:iCs w:val="false"/>
-        </w:rPr>
-        <w:t xml:space="preserve"> enabled.</w:t>
-      </w:r>
-    </w:p>
-    <w:p>
-      <w:pPr>
-        <w:pStyle w:val="ListParagraph"/>
-        <w:numPr>
-          <w:ilvl w:val="0"/>
-          <w:numId w:val="2"/>
-        </w:numPr>
-        <w:spacing w:after="70" w:line="260"/>
-      </w:pPr>
-      <w:r>
-        <w:rPr>
-          <w:b/>
-          <w:bCs/>
-          <w:i w:val="false"/>
-          <w:iCs w:val="false"/>
-        </w:rPr>
-        <w:t xml:space="preserve">Housekeeping channel visibility</w:t>
-      </w:r>
-      <w:r>
-        <w:rPr>
-          <w:b w:val="false"/>
-          <w:bCs w:val="false"/>
-          <w:i w:val="false"/>
-          <w:iCs w:val="false"/>
-        </w:rPr>
-        <w:t xml:space="preserve">: </w:t>
-      </w:r>
-      <w:r>
-        <w:rPr>
-          <w:b w:val="false"/>
-          <w:bCs w:val="false"/>
-          <w:i/>
-          <w:iCs/>
-        </w:rPr>
-        <w:t xml:space="preserve">closed.</w:t>
-      </w:r>
-      <w:r>
-        <w:rPr>
-          <w:b w:val="false"/>
-          <w:bCs w:val="false"/>
-          <w:i w:val="false"/>
-          <w:iCs w:val="false"/>
-        </w:rPr>
-        <w:t xml:space="preserve"> Channel </w:t>
-      </w:r>
-      <w:r>
-        <w:rPr>
-          <w:rFonts w:ascii="Consolas" w:cs="Consolas" w:eastAsia="Consolas" w:hAnsi="Consolas"/>
-          <w:b w:val="false"/>
-          <w:bCs w:val="false"/>
-          <w:i w:val="false"/>
-          <w:iCs w:val="false"/>
-          <w:sz w:val="19"/>
-          <w:szCs w:val="19"/>
-          <w:shd w:fill="F2F2F2" w:val="clear"/>
-        </w:rPr>
-        <w:t xml:space="preserve">0x60</w:t>
-      </w:r>
-      <w:r>
-        <w:rPr>
-          <w:b w:val="false"/>
-          <w:bCs w:val="false"/>
-          <w:i w:val="false"/>
-          <w:iCs w:val="false"/>
-        </w:rPr>
-        <w:t xml:space="preserve"> is </w:t>
-      </w:r>
-      <w:r>
-        <w:rPr>
-          <w:b/>
-          <w:bCs/>
-          <w:i w:val="false"/>
-          <w:iCs w:val="false"/>
-        </w:rPr>
-        <w:t xml:space="preserve">documented</w:t>
-      </w:r>
-      <w:r>
-        <w:rPr>
-          <w:b w:val="false"/>
-          <w:bCs w:val="false"/>
-          <w:i w:val="false"/>
-          <w:iCs w:val="false"/>
-        </w:rPr>
-        <w:t xml:space="preserve"> in the player manual: it is the only view of heater, propellant, recorder and access state, and the §6.4 flight-function scenarios are unplayable without it. </w:t>
-      </w:r>
-      <w:r>
-        <w:rPr>
-          <w:rFonts w:ascii="Consolas" w:cs="Consolas" w:eastAsia="Consolas" w:hAnsi="Consolas"/>
-          <w:b w:val="false"/>
-          <w:bCs w:val="false"/>
-          <w:i w:val="false"/>
-          <w:iCs w:val="false"/>
-          <w:sz w:val="19"/>
-          <w:szCs w:val="19"/>
-          <w:shd w:fill="F2F2F2" w:val="clear"/>
-        </w:rPr>
-        <w:t xml:space="preserve">AUX</w:t>
-      </w:r>
-      <w:r>
-        <w:rPr>
-          <w:b w:val="false"/>
-          <w:bCs w:val="false"/>
-          <w:i w:val="false"/>
-          <w:iCs w:val="false"/>
-        </w:rPr>
-        <w:t xml:space="preserve"> (</w:t>
-      </w:r>
-      <w:r>
-        <w:rPr>
-          <w:rFonts w:ascii="Consolas" w:cs="Consolas" w:eastAsia="Consolas" w:hAnsi="Consolas"/>
-          <w:b w:val="false"/>
-          <w:bCs w:val="false"/>
-          <w:i w:val="false"/>
-          <w:iCs w:val="false"/>
-          <w:sz w:val="19"/>
-          <w:szCs w:val="19"/>
-          <w:shd w:fill="F2F2F2" w:val="clear"/>
-        </w:rPr>
-        <w:t xml:space="preserve">0x5A</w:t>
-      </w:r>
-      <w:r>
-        <w:rPr>
-          <w:b w:val="false"/>
-          <w:bCs w:val="false"/>
-          <w:i w:val="false"/>
-          <w:iCs w:val="false"/>
-        </w:rPr>
-        <w:t xml:space="preserve">) remains the deliberately undocumented channel satisfying charter R10.2.</w:t>
-      </w:r>
-    </w:p>
-    <w:p>
-      <w:pPr>
-        <w:pStyle w:val="ListParagraph"/>
-        <w:numPr>
-          <w:ilvl w:val="0"/>
-          <w:numId w:val="2"/>
-        </w:numPr>
-        <w:spacing w:after="70" w:line="260"/>
-      </w:pPr>
-      <w:r>
-        <w:rPr>
-          <w:b/>
-          <w:bCs/>
-          <w:i w:val="false"/>
-          <w:iCs w:val="false"/>
-        </w:rPr>
-        <w:t xml:space="preserve">Telemetry cadence</w:t>
-      </w:r>
-      <w:r>
-        <w:rPr>
-          <w:b w:val="false"/>
-          <w:bCs w:val="false"/>
-          <w:i w:val="false"/>
-          <w:iCs w:val="false"/>
-        </w:rPr>
-        <w:t xml:space="preserve">: </w:t>
-      </w:r>
-      <w:r>
-        <w:rPr>
-          <w:b w:val="false"/>
-          <w:bCs w:val="false"/>
-          <w:i/>
-          <w:iCs/>
-        </w:rPr>
-        <w:t xml:space="preserve">closed: 5 s, and now load-bearing.</w:t>
-      </w:r>
-      <w:r>
-        <w:rPr>
-          <w:b w:val="false"/>
-          <w:bCs w:val="false"/>
-          <w:i w:val="false"/>
-          <w:iCs w:val="false"/>
-        </w:rPr>
-        <w:t xml:space="preserve"> The comms model (§6.4b) derives the per-frame byte budget from the link rate and the cadence, so 5 s is no longer an arbitrary heartbeat: it is the constant that makes the high gain afford 100 bytes and the omni 40, which is what creates the triage. Changing it changes the difficulty of every bandwidth scenario, and </w:t>
-      </w:r>
-      <w:r>
-        <w:rPr>
-          <w:rFonts w:ascii="Consolas" w:cs="Consolas" w:eastAsia="Consolas" w:hAnsi="Consolas"/>
-          <w:b w:val="false"/>
-          <w:bCs w:val="false"/>
-          <w:i w:val="false"/>
-          <w:iCs w:val="false"/>
-          <w:sz w:val="19"/>
-          <w:szCs w:val="19"/>
-          <w:shd w:fill="F2F2F2" w:val="clear"/>
-        </w:rPr>
-        <w:t xml:space="preserve">tlm_period</w:t>
-      </w:r>
-      <w:r>
-        <w:rPr>
-          <w:b w:val="false"/>
-          <w:bCs w:val="false"/>
-          <w:i w:val="false"/>
-          <w:iCs w:val="false"/>
-        </w:rPr>
-        <w:t xml:space="preserve"> is itself a patch surface a player may discover. Revisit after playtest with that coupling in mind rather than as a free parameter.</w:t>
-      </w:r>
-    </w:p>
-    <w:p>
-      <w:pPr>
-        <w:spacing w:after="130" w:line="270"/>
-      </w:pPr>
-      <w:r>
-        <w:rPr>
-          <w:b/>
-          <w:bCs/>
-          <w:i w:val="false"/>
-          <w:iCs w:val="false"/>
-        </w:rPr>
-        <w:t xml:space="preserve">Still open:</w:t>
-      </w:r>
-    </w:p>
-    <w:p>
-      <w:pPr>
-        <w:spacing w:after="130" w:line="270"/>
-      </w:pPr>
-      <w:r>
-        <w:rPr>
-          <w:b w:val="false"/>
-          <w:bCs w:val="false"/>
-          <w:i/>
-          <w:iCs/>
-        </w:rPr>
-        <w:t xml:space="preserve">None.</w:t>
-      </w:r>
-      <w:r>
-        <w:rPr>
-          <w:b w:val="false"/>
-          <w:bCs w:val="false"/>
-          <w:i w:val="false"/>
-          <w:iCs w:val="false"/>
-        </w:rPr>
-        <w:t xml:space="preserve"> Every question raised at first issue is resolved. Further changes to the values above should come from playtest evidence rather than desk reasoning.</w:t>
-      </w:r>
-    </w:p>
-    <w:p>
-      <w:pPr>
-        <w:spacing w:after="130" w:line="270"/>
-      </w:pPr>
-      <w:r>
-        <w:rPr>
-          <w:b/>
-          <w:bCs/>
-          <w:i w:val="false"/>
-          <w:iCs w:val="false"/>
-        </w:rPr>
-        <w:t xml:space="preserve">Known gaps, not open questions, but work not yet done.</w:t>
-      </w:r>
-      <w:r>
-        <w:rPr>
-          <w:b w:val="false"/>
-          <w:bCs w:val="false"/>
-          <w:i w:val="false"/>
-          <w:iCs w:val="false"/>
-        </w:rPr>
-        <w:t xml:space="preserve"> These are scoped deliberately: the reference firmware is complete, and what remains below is the capstone team's build.</w:t>
-      </w:r>
-    </w:p>
-    <w:tbl>
-      <w:tblPr>
-        <w:tblW w:type="dxa" w:w="9360"/>
-        <w:tblBorders>
-          <w:top w:val="single" w:color="auto" w:sz="4"/>
-          <w:left w:val="single" w:color="auto" w:sz="4"/>
-          <w:bottom w:val="single" w:color="auto" w:sz="4"/>
-          <w:right w:val="single" w:color="auto" w:sz="4"/>
-          <w:insideH w:val="single" w:color="auto" w:sz="4"/>
-          <w:insideV w:val="single" w:color="auto" w:sz="4"/>
-        </w:tblBorders>
-      </w:tblPr>
-      <w:tblGrid>
-        <w:gridCol w:w="2845"/>
-        <w:gridCol w:w="6515"/>
-      </w:tblGrid>
-      <w:tr>
-        <w:trPr>
-          <w:tblHeader/>
-        </w:trPr>
-        <w:tc>
-          <w:tcPr>
-            <w:tcW w:type="dxa" w:w="2845"/>
-            <w:shd w:fill="D9E2F3" w:val="clear"/>
-            <w:tcMar>
-              <w:top w:type="dxa" w:w="55"/>
-              <w:left w:type="dxa" w:w="90"/>
-              <w:bottom w:type="dxa" w:w="55"/>
-              <w:right w:type="dxa" w:w="90"/>
-            </w:tcMar>
-          </w:tcPr>
-          <w:p>
-            <w:pPr>
-              <w:spacing w:after="0" w:line="240"/>
-            </w:pPr>
-            <w:r>
-              <w:rPr>
-                <w:b/>
-                <w:bCs/>
-                <w:sz w:val="19"/>
-                <w:szCs w:val="19"/>
-              </w:rPr>
-              <w:t xml:space="preserve">Gap</w:t>
-            </w:r>
-          </w:p>
-        </w:tc>
-        <w:tc>
-          <w:tcPr>
-            <w:tcW w:type="dxa" w:w="6515"/>
-            <w:shd w:fill="D9E2F3" w:val="clear"/>
-            <w:tcMar>
-              <w:top w:type="dxa" w:w="55"/>
-              <w:left w:type="dxa" w:w="90"/>
-              <w:bottom w:type="dxa" w:w="55"/>
-              <w:right w:type="dxa" w:w="90"/>
-            </w:tcMar>
-          </w:tcPr>
-          <w:p>
-            <w:pPr>
-              <w:spacing w:after="0" w:line="240"/>
-            </w:pPr>
-            <w:r>
-              <w:rPr>
-                <w:b/>
-                <w:bCs/>
-                <w:sz w:val="19"/>
-                <w:szCs w:val="19"/>
-              </w:rPr>
-              <w:t xml:space="preserve">Status</w:t>
-            </w:r>
-          </w:p>
-        </w:tc>
-      </w:tr>
-      <w:tr>
-        <w:tc>
-          <w:tcPr>
-            <w:tcW w:type="dxa" w:w="2845"/>
-            <w:tcMar>
-              <w:top w:type="dxa" w:w="55"/>
-              <w:left w:type="dxa" w:w="90"/>
-              <w:bottom w:type="dxa" w:w="55"/>
-              <w:right w:type="dxa" w:w="90"/>
-            </w:tcMar>
-          </w:tcPr>
-          <w:p>
-            <w:pPr>
-              <w:spacing w:after="0" w:line="240"/>
-            </w:pPr>
-            <w:r>
-              <w:rPr>
-                <w:b/>
-                <w:bCs/>
-                <w:i w:val="false"/>
-                <w:iCs w:val="false"/>
-              </w:rPr>
-              <w:t xml:space="preserve">Game daemon</w:t>
-            </w:r>
-            <w:r>
-              <w:rPr>
-                <w:b w:val="false"/>
-                <w:bCs w:val="false"/>
-                <w:i w:val="false"/>
-                <w:iCs w:val="false"/>
-              </w:rPr>
-              <w:t xml:space="preserve"> (§13, charter): scenario loading, objective evaluation, command log, saves by replay</w:t>
-            </w:r>
-          </w:p>
-        </w:tc>
-        <w:tc>
-          <w:tcPr>
-            <w:tcW w:type="dxa" w:w="6515"/>
-            <w:tcMar>
-              <w:top w:type="dxa" w:w="55"/>
-              <w:left w:type="dxa" w:w="90"/>
-              <w:bottom w:type="dxa" w:w="55"/>
-              <w:right w:type="dxa" w:w="90"/>
-            </w:tcMar>
-          </w:tcPr>
-          <w:p>
-            <w:pPr>
-              <w:spacing w:after="0" w:line="240"/>
-            </w:pPr>
-            <w:r>
-              <w:rPr>
-                <w:b w:val="false"/>
-                <w:bCs w:val="false"/>
-                <w:i w:val="false"/>
-                <w:iCs w:val="false"/>
-              </w:rPr>
-              <w:t xml:space="preserve">Specified, not built. This is the students' primary deliverable; its acceptance gate is the conformance suite shipped with the scenario format.</w:t>
-            </w:r>
-          </w:p>
-        </w:tc>
-      </w:tr>
-      <w:tr>
-        <w:tc>
-          <w:tcPr>
-            <w:tcW w:type="dxa" w:w="2845"/>
-            <w:tcMar>
-              <w:top w:type="dxa" w:w="55"/>
-              <w:left w:type="dxa" w:w="90"/>
-              <w:bottom w:type="dxa" w:w="55"/>
-              <w:right w:type="dxa" w:w="90"/>
-            </w:tcMar>
-          </w:tcPr>
-          <w:p>
-            <w:pPr>
-              <w:spacing w:after="0" w:line="240"/>
-            </w:pPr>
-            <w:r>
-              <w:rPr>
-                <w:b/>
-                <w:bCs/>
-                <w:i w:val="false"/>
-                <w:iCs w:val="false"/>
-              </w:rPr>
-              <w:t xml:space="preserve">Scenario packages</w:t>
-            </w:r>
-          </w:p>
-        </w:tc>
-        <w:tc>
-          <w:tcPr>
-            <w:tcW w:type="dxa" w:w="6515"/>
-            <w:tcMar>
-              <w:top w:type="dxa" w:w="55"/>
-              <w:left w:type="dxa" w:w="90"/>
-              <w:bottom w:type="dxa" w:w="55"/>
-              <w:right w:type="dxa" w:w="90"/>
-            </w:tcMar>
-          </w:tcPr>
-          <w:p>
-            <w:pPr>
-              <w:spacing w:after="0" w:line="240"/>
-            </w:pPr>
-            <w:r>
-              <w:rPr>
-                <w:b/>
-                <w:bCs/>
-                <w:i w:val="false"/>
-                <w:iCs w:val="false"/>
-              </w:rPr>
-              <w:t xml:space="preserve">Specified and exercised.</w:t>
-            </w:r>
-            <w:r>
-              <w:rPr>
-                <w:b w:val="false"/>
-                <w:bCs w:val="false"/>
-                <w:i w:val="false"/>
-                <w:iCs w:val="false"/>
-              </w:rPr>
-              <w:t xml:space="preserve"> See the </w:t>
-            </w:r>
-            <w:r>
-              <w:rPr>
-                <w:b w:val="false"/>
-                <w:bCs w:val="false"/>
-                <w:i/>
-                <w:iCs/>
-              </w:rPr>
-              <w:t xml:space="preserve">Scenario Package Format</w:t>
-            </w:r>
-            <w:r>
-              <w:rPr>
-                <w:b w:val="false"/>
-                <w:bCs w:val="false"/>
-                <w:i w:val="false"/>
-                <w:iCs w:val="false"/>
-              </w:rPr>
-              <w:t xml:space="preserve"> specification, two reference packages under </w:t>
-            </w:r>
-            <w:r>
-              <w:rPr>
-                <w:rFonts w:ascii="Consolas" w:cs="Consolas" w:eastAsia="Consolas" w:hAnsi="Consolas"/>
-                <w:b w:val="false"/>
-                <w:bCs w:val="false"/>
-                <w:i w:val="false"/>
-                <w:iCs w:val="false"/>
-                <w:sz w:val="19"/>
-                <w:szCs w:val="19"/>
-                <w:shd w:fill="F2F2F2" w:val="clear"/>
-              </w:rPr>
-              <w:t xml:space="preserve">scenarios/</w:t>
-            </w:r>
-            <w:r>
-              <w:rPr>
-                <w:b w:val="false"/>
-                <w:bCs w:val="false"/>
-                <w:i w:val="false"/>
-                <w:iCs w:val="false"/>
-              </w:rPr>
-              <w:t xml:space="preserve">, a reference evaluator and validator in </w:t>
-            </w:r>
-            <w:r>
-              <w:rPr>
-                <w:rFonts w:ascii="Consolas" w:cs="Consolas" w:eastAsia="Consolas" w:hAnsi="Consolas"/>
-                <w:b w:val="false"/>
-                <w:bCs w:val="false"/>
-                <w:i w:val="false"/>
-                <w:iCs w:val="false"/>
-                <w:sz w:val="19"/>
-                <w:szCs w:val="19"/>
-                <w:shd w:fill="F2F2F2" w:val="clear"/>
-              </w:rPr>
-              <w:t xml:space="preserve">firmware/tools/</w:t>
-            </w:r>
-            <w:r>
-              <w:rPr>
-                <w:b w:val="false"/>
-                <w:bCs w:val="false"/>
-                <w:i w:val="false"/>
-                <w:iCs w:val="false"/>
-              </w:rPr>
-              <w:t xml:space="preserve">, and a 14-check conformance gate in </w:t>
-            </w:r>
-            <w:r>
-              <w:rPr>
-                <w:rFonts w:ascii="Consolas" w:cs="Consolas" w:eastAsia="Consolas" w:hAnsi="Consolas"/>
-                <w:b w:val="false"/>
-                <w:bCs w:val="false"/>
-                <w:i w:val="false"/>
-                <w:iCs w:val="false"/>
-                <w:sz w:val="19"/>
-                <w:szCs w:val="19"/>
-                <w:shd w:fill="F2F2F2" w:val="clear"/>
-              </w:rPr>
-              <w:t xml:space="preserve">conformance/</w:t>
-            </w:r>
-            <w:r>
-              <w:rPr>
-                <w:b w:val="false"/>
-                <w:bCs w:val="false"/>
-                <w:i w:val="false"/>
-                <w:iCs w:val="false"/>
-              </w:rPr>
-              <w:t xml:space="preserve">.</w:t>
-            </w:r>
-          </w:p>
-        </w:tc>
-      </w:tr>
-      <w:tr>
-        <w:tc>
-          <w:tcPr>
-            <w:tcW w:type="dxa" w:w="2845"/>
-            <w:tcMar>
-              <w:top w:type="dxa" w:w="55"/>
-              <w:left w:type="dxa" w:w="90"/>
-              <w:bottom w:type="dxa" w:w="55"/>
-              <w:right w:type="dxa" w:w="90"/>
-            </w:tcMar>
-          </w:tcPr>
-          <w:p>
-            <w:pPr>
-              <w:spacing w:after="0" w:line="240"/>
-            </w:pPr>
-            <w:r>
-              <w:rPr>
-                <w:b/>
-                <w:bCs/>
-                <w:i w:val="false"/>
-                <w:iCs w:val="false"/>
-              </w:rPr>
-              <w:t xml:space="preserve">Harness tier</w:t>
-            </w:r>
-            <w:r>
-              <w:rPr>
-                <w:b w:val="false"/>
-                <w:bCs w:val="false"/>
-                <w:i w:val="false"/>
-                <w:iCs w:val="false"/>
-              </w:rPr>
-              <w:t xml:space="preserve"> (§6, Renode): sensors as true MMIO at the same addresses rather than SIM-tier RAM</w:t>
-            </w:r>
-          </w:p>
-        </w:tc>
-        <w:tc>
-          <w:tcPr>
-            <w:tcW w:type="dxa" w:w="6515"/>
-            <w:tcMar>
-              <w:top w:type="dxa" w:w="55"/>
-              <w:left w:type="dxa" w:w="90"/>
-              <w:bottom w:type="dxa" w:w="55"/>
-              <w:right w:type="dxa" w:w="90"/>
-            </w:tcMar>
-          </w:tcPr>
-          <w:p>
-            <w:pPr>
-              <w:spacing w:after="0" w:line="240"/>
-            </w:pPr>
-            <w:r>
-              <w:rPr>
-                <w:b w:val="false"/>
-                <w:bCs w:val="false"/>
-                <w:i w:val="false"/>
-                <w:iCs w:val="false"/>
-              </w:rPr>
-              <w:t xml:space="preserve">Specified with identical observable behavior; only the QEMU SIM tier is built.</w:t>
-            </w:r>
-          </w:p>
-        </w:tc>
-      </w:tr>
-      <w:tr>
-        <w:tc>
-          <w:tcPr>
-            <w:tcW w:type="dxa" w:w="2845"/>
-            <w:tcMar>
-              <w:top w:type="dxa" w:w="55"/>
-              <w:left w:type="dxa" w:w="90"/>
-              <w:bottom w:type="dxa" w:w="55"/>
-              <w:right w:type="dxa" w:w="90"/>
-            </w:tcMar>
-          </w:tcPr>
-          <w:p>
-            <w:pPr>
-              <w:spacing w:after="0" w:line="240"/>
-            </w:pPr>
-            <w:r>
-              <w:rPr>
-                <w:b/>
-                <w:bCs/>
-                <w:i w:val="false"/>
-                <w:iCs w:val="false"/>
-              </w:rPr>
-              <w:t xml:space="preserve">Web front end</w:t>
-            </w:r>
-            <w:r>
-              <w:rPr>
-                <w:b w:val="false"/>
-                <w:bCs w:val="false"/>
-                <w:i w:val="false"/>
-                <w:iCs w:val="false"/>
-              </w:rPr>
-              <w:t xml:space="preserve"> (charter), console, telemetry view, objective status</w:t>
-            </w:r>
-          </w:p>
-        </w:tc>
-        <w:tc>
-          <w:tcPr>
-            <w:tcW w:type="dxa" w:w="6515"/>
-            <w:tcMar>
-              <w:top w:type="dxa" w:w="55"/>
-              <w:left w:type="dxa" w:w="90"/>
-              <w:bottom w:type="dxa" w:w="55"/>
-              <w:right w:type="dxa" w:w="90"/>
-            </w:tcMar>
-          </w:tcPr>
-          <w:p>
-            <w:pPr>
-              <w:spacing w:after="0" w:line="240"/>
-            </w:pPr>
-            <w:r>
-              <w:rPr>
-                <w:b w:val="false"/>
-                <w:bCs w:val="false"/>
-                <w:i w:val="false"/>
-                <w:iCs w:val="false"/>
-              </w:rPr>
-              <w:t xml:space="preserve">Not started.</w:t>
-            </w:r>
-          </w:p>
-        </w:tc>
-      </w:tr>
-    </w:tbl>
-    <w:p>
-      <w:pPr>
-        <w:spacing w:after="120"/>
-      </w:pPr>
-    </w:p>
-    <w:p>
-      <w:pPr>
-        <w:spacing w:after="120" w:before="200"/>
-      </w:pPr>
-      <w:r>
-        <w:rPr>
-          <w:i/>
-          <w:iCs/>
-          <w:color w:val="595959"/>
-          <w:sz w:val="19"/>
-          <w:szCs w:val="19"/>
-        </w:rPr>
-        <w:t xml:space="preserve">Version 1.0: the firmware described here is built, boots under QEMU and macOS, and passes a 99-check end-to-end suite. §15 carries no open questions; what remains is the platform around the firmware, listed above.</w:t>
       </w:r>
     </w:p>
     <w:sectPr>
